--- a/TD-H9_manual_ru.docx
+++ b/TD-H9_manual_ru.docx
@@ -1054,6 +1054,957 @@
                 <w:bCs w:val="false"/>
               </w:rPr>
               <w:t xml:space="preserve">Приём</w:t>
+            </w:r>
+          </w:p>
+        </w:tc>
+      </w:tr>
+    </w:tbl>
+    <w:p>
+      <w:pPr>
+        <w:spacing w:after="80"/>
+      </w:pPr>
+    </w:p>
+    <w:p>
+      <w:pPr>
+        <w:pStyle w:val="Heading2"/>
+        <w:spacing w:after="100" w:before="200"/>
+      </w:pPr>
+      <w:r>
+        <w:t xml:space="preserve">Дополнительные комбинации клавиш и включения</w:t>
+      </w:r>
+    </w:p>
+    <w:p>
+      <w:pPr>
+        <w:pStyle w:val="Heading3"/>
+        <w:spacing w:after="100" w:before="200"/>
+      </w:pPr>
+      <w:r>
+        <w:t xml:space="preserve">Комбинации при включении питания (Power On)</w:t>
+      </w:r>
+    </w:p>
+    <w:tbl>
+      <w:tblPr>
+        <w:tblW w:type="pct" w:w="100%"/>
+        <w:tblBorders>
+          <w:top w:val="single" w:color="CCCCCC" w:sz="4"/>
+          <w:left w:val="single" w:color="CCCCCC" w:sz="4"/>
+          <w:bottom w:val="single" w:color="CCCCCC" w:sz="4"/>
+          <w:right w:val="single" w:color="CCCCCC" w:sz="4"/>
+          <w:insideH w:val="single" w:color="CCCCCC" w:sz="4"/>
+          <w:insideV w:val="single" w:color="CCCCCC" w:sz="4"/>
+        </w:tblBorders>
+      </w:tblPr>
+      <w:tblGrid>
+        <w:gridCol w:w="100"/>
+        <w:gridCol w:w="100"/>
+      </w:tblGrid>
+      <w:tr>
+        <w:trPr>
+          <w:tblHeader/>
+        </w:trPr>
+        <w:tc>
+          <w:tcPr>
+            <w:tcW w:type="pct" w:w="45%"/>
+            <w:shd w:fill="EDF1F5" w:color="auto" w:val="clear"/>
+            <w:tcMar>
+              <w:top w:type="dxa" w:w="60"/>
+              <w:left w:type="dxa" w:w="90"/>
+              <w:bottom w:type="dxa" w:w="60"/>
+              <w:right w:type="dxa" w:w="90"/>
+            </w:tcMar>
+          </w:tcPr>
+          <w:p>
+            <w:r>
+              <w:rPr>
+                <w:b/>
+                <w:bCs/>
+              </w:rPr>
+              <w:t xml:space="preserve">Комбинация</w:t>
+            </w:r>
+          </w:p>
+        </w:tc>
+        <w:tc>
+          <w:tcPr>
+            <w:tcW w:type="pct" w:w="55%"/>
+            <w:shd w:fill="EDF1F5" w:color="auto" w:val="clear"/>
+            <w:tcMar>
+              <w:top w:type="dxa" w:w="60"/>
+              <w:left w:type="dxa" w:w="90"/>
+              <w:bottom w:type="dxa" w:w="60"/>
+              <w:right w:type="dxa" w:w="90"/>
+            </w:tcMar>
+          </w:tcPr>
+          <w:p>
+            <w:r>
+              <w:rPr>
+                <w:b/>
+                <w:bCs/>
+              </w:rPr>
+              <w:t xml:space="preserve">Функция</w:t>
+            </w:r>
+          </w:p>
+        </w:tc>
+      </w:tr>
+      <w:tr>
+        <w:trPr>
+          <w:tblHeader w:val="false"/>
+        </w:trPr>
+        <w:tc>
+          <w:tcPr>
+            <w:tcW w:type="pct" w:w="45%"/>
+            <w:tcMar>
+              <w:top w:type="dxa" w:w="60"/>
+              <w:left w:type="dxa" w:w="90"/>
+              <w:bottom w:type="dxa" w:w="60"/>
+              <w:right w:type="dxa" w:w="90"/>
+            </w:tcMar>
+          </w:tcPr>
+          <w:p>
+            <w:r>
+              <w:rPr>
+                <w:b w:val="false"/>
+                <w:bCs w:val="false"/>
+              </w:rPr>
+              <w:t xml:space="preserve">PTT + * + Включение</w:t>
+            </w:r>
+          </w:p>
+        </w:tc>
+        <w:tc>
+          <w:tcPr>
+            <w:tcW w:type="pct" w:w="55%"/>
+            <w:tcMar>
+              <w:top w:type="dxa" w:w="60"/>
+              <w:left w:type="dxa" w:w="90"/>
+              <w:bottom w:type="dxa" w:w="60"/>
+              <w:right w:type="dxa" w:w="90"/>
+            </w:tcMar>
+          </w:tcPr>
+          <w:p>
+            <w:r>
+              <w:rPr>
+                <w:b w:val="false"/>
+                <w:bCs w:val="false"/>
+              </w:rPr>
+              <w:t xml:space="preserve">Переключение режима: GMRS / HAM / Standard</w:t>
+            </w:r>
+          </w:p>
+        </w:tc>
+      </w:tr>
+      <w:tr>
+        <w:trPr>
+          <w:tblHeader w:val="false"/>
+        </w:trPr>
+        <w:tc>
+          <w:tcPr>
+            <w:tcW w:type="pct" w:w="45%"/>
+            <w:tcMar>
+              <w:top w:type="dxa" w:w="60"/>
+              <w:left w:type="dxa" w:w="90"/>
+              <w:bottom w:type="dxa" w:w="60"/>
+              <w:right w:type="dxa" w:w="90"/>
+            </w:tcMar>
+          </w:tcPr>
+          <w:p>
+            <w:r>
+              <w:rPr>
+                <w:b w:val="false"/>
+                <w:bCs w:val="false"/>
+              </w:rPr>
+              <w:t xml:space="preserve">PTT + 1 + Включение</w:t>
+            </w:r>
+          </w:p>
+        </w:tc>
+        <w:tc>
+          <w:tcPr>
+            <w:tcW w:type="pct" w:w="55%"/>
+            <w:tcMar>
+              <w:top w:type="dxa" w:w="60"/>
+              <w:left w:type="dxa" w:w="90"/>
+              <w:bottom w:type="dxa" w:w="60"/>
+              <w:right w:type="dxa" w:w="90"/>
+            </w:tcMar>
+          </w:tcPr>
+          <w:p>
+            <w:r>
+              <w:rPr>
+                <w:b w:val="false"/>
+                <w:bCs w:val="false"/>
+              </w:rPr>
+              <w:t xml:space="preserve">Прошивка через K-кабель</w:t>
+            </w:r>
+          </w:p>
+        </w:tc>
+      </w:tr>
+      <w:tr>
+        <w:trPr>
+          <w:tblHeader w:val="false"/>
+        </w:trPr>
+        <w:tc>
+          <w:tcPr>
+            <w:tcW w:type="pct" w:w="45%"/>
+            <w:tcMar>
+              <w:top w:type="dxa" w:w="60"/>
+              <w:left w:type="dxa" w:w="90"/>
+              <w:bottom w:type="dxa" w:w="60"/>
+              <w:right w:type="dxa" w:w="90"/>
+            </w:tcMar>
+          </w:tcPr>
+          <w:p>
+            <w:r>
+              <w:rPr>
+                <w:b w:val="false"/>
+                <w:bCs w:val="false"/>
+              </w:rPr>
+              <w:t xml:space="preserve">PTT + 3 + Включение</w:t>
+            </w:r>
+          </w:p>
+        </w:tc>
+        <w:tc>
+          <w:tcPr>
+            <w:tcW w:type="pct" w:w="55%"/>
+            <w:tcMar>
+              <w:top w:type="dxa" w:w="60"/>
+              <w:left w:type="dxa" w:w="90"/>
+              <w:bottom w:type="dxa" w:w="60"/>
+              <w:right w:type="dxa" w:w="90"/>
+            </w:tcMar>
+          </w:tcPr>
+          <w:p>
+            <w:r>
+              <w:rPr>
+                <w:b w:val="false"/>
+                <w:bCs w:val="false"/>
+              </w:rPr>
+              <w:t xml:space="preserve">Прошивка через USB (удерживать 8 с)</w:t>
+            </w:r>
+          </w:p>
+        </w:tc>
+      </w:tr>
+      <w:tr>
+        <w:trPr>
+          <w:tblHeader w:val="false"/>
+        </w:trPr>
+        <w:tc>
+          <w:tcPr>
+            <w:tcW w:type="pct" w:w="45%"/>
+            <w:tcMar>
+              <w:top w:type="dxa" w:w="60"/>
+              <w:left w:type="dxa" w:w="90"/>
+              <w:bottom w:type="dxa" w:w="60"/>
+              <w:right w:type="dxa" w:w="90"/>
+            </w:tcMar>
+          </w:tcPr>
+          <w:p>
+            <w:r>
+              <w:rPr>
+                <w:b w:val="false"/>
+                <w:bCs w:val="false"/>
+              </w:rPr>
+              <w:t xml:space="preserve">PTT + 7 + Включение</w:t>
+            </w:r>
+          </w:p>
+        </w:tc>
+        <w:tc>
+          <w:tcPr>
+            <w:tcW w:type="pct" w:w="55%"/>
+            <w:tcMar>
+              <w:top w:type="dxa" w:w="60"/>
+              <w:left w:type="dxa" w:w="90"/>
+              <w:bottom w:type="dxa" w:w="60"/>
+              <w:right w:type="dxa" w:w="90"/>
+            </w:tcMar>
+          </w:tcPr>
+          <w:p>
+            <w:r>
+              <w:rPr>
+                <w:b w:val="false"/>
+                <w:bCs w:val="false"/>
+              </w:rPr>
+              <w:t xml:space="preserve">Обновление APRS</w:t>
+            </w:r>
+          </w:p>
+        </w:tc>
+      </w:tr>
+    </w:tbl>
+    <w:p>
+      <w:pPr>
+        <w:spacing w:after="80"/>
+      </w:pPr>
+    </w:p>
+    <w:p>
+      <w:pPr>
+        <w:pStyle w:val="Heading3"/>
+        <w:spacing w:after="100" w:before="200"/>
+      </w:pPr>
+      <w:r>
+        <w:t xml:space="preserve">Клавиши в режиме ожидания</w:t>
+      </w:r>
+    </w:p>
+    <w:tbl>
+      <w:tblPr>
+        <w:tblW w:type="pct" w:w="100%"/>
+        <w:tblBorders>
+          <w:top w:val="single" w:color="CCCCCC" w:sz="4"/>
+          <w:left w:val="single" w:color="CCCCCC" w:sz="4"/>
+          <w:bottom w:val="single" w:color="CCCCCC" w:sz="4"/>
+          <w:right w:val="single" w:color="CCCCCC" w:sz="4"/>
+          <w:insideH w:val="single" w:color="CCCCCC" w:sz="4"/>
+          <w:insideV w:val="single" w:color="CCCCCC" w:sz="4"/>
+        </w:tblBorders>
+      </w:tblPr>
+      <w:tblGrid>
+        <w:gridCol w:w="100"/>
+        <w:gridCol w:w="100"/>
+      </w:tblGrid>
+      <w:tr>
+        <w:trPr>
+          <w:tblHeader/>
+        </w:trPr>
+        <w:tc>
+          <w:tcPr>
+            <w:tcW w:type="pct" w:w="45%"/>
+            <w:shd w:fill="EDF1F5" w:color="auto" w:val="clear"/>
+            <w:tcMar>
+              <w:top w:type="dxa" w:w="60"/>
+              <w:left w:type="dxa" w:w="90"/>
+              <w:bottom w:type="dxa" w:w="60"/>
+              <w:right w:type="dxa" w:w="90"/>
+            </w:tcMar>
+          </w:tcPr>
+          <w:p>
+            <w:r>
+              <w:rPr>
+                <w:b/>
+                <w:bCs/>
+              </w:rPr>
+              <w:t xml:space="preserve">Действие</w:t>
+            </w:r>
+          </w:p>
+        </w:tc>
+        <w:tc>
+          <w:tcPr>
+            <w:tcW w:type="pct" w:w="55%"/>
+            <w:shd w:fill="EDF1F5" w:color="auto" w:val="clear"/>
+            <w:tcMar>
+              <w:top w:type="dxa" w:w="60"/>
+              <w:left w:type="dxa" w:w="90"/>
+              <w:bottom w:type="dxa" w:w="60"/>
+              <w:right w:type="dxa" w:w="90"/>
+            </w:tcMar>
+          </w:tcPr>
+          <w:p>
+            <w:r>
+              <w:rPr>
+                <w:b/>
+                <w:bCs/>
+              </w:rPr>
+              <w:t xml:space="preserve">Функция</w:t>
+            </w:r>
+          </w:p>
+        </w:tc>
+      </w:tr>
+      <w:tr>
+        <w:trPr>
+          <w:tblHeader w:val="false"/>
+        </w:trPr>
+        <w:tc>
+          <w:tcPr>
+            <w:tcW w:type="pct" w:w="45%"/>
+            <w:tcMar>
+              <w:top w:type="dxa" w:w="60"/>
+              <w:left w:type="dxa" w:w="90"/>
+              <w:bottom w:type="dxa" w:w="60"/>
+              <w:right w:type="dxa" w:w="90"/>
+            </w:tcMar>
+          </w:tcPr>
+          <w:p>
+            <w:r>
+              <w:rPr>
+                <w:b w:val="false"/>
+                <w:bCs w:val="false"/>
+              </w:rPr>
+              <w:t xml:space="preserve">Удержание 1</w:t>
+            </w:r>
+          </w:p>
+        </w:tc>
+        <w:tc>
+          <w:tcPr>
+            <w:tcW w:type="pct" w:w="55%"/>
+            <w:tcMar>
+              <w:top w:type="dxa" w:w="60"/>
+              <w:left w:type="dxa" w:w="90"/>
+              <w:bottom w:type="dxa" w:w="60"/>
+              <w:right w:type="dxa" w:w="90"/>
+            </w:tcMar>
+          </w:tcPr>
+          <w:p>
+            <w:r>
+              <w:rPr>
+                <w:b w:val="false"/>
+                <w:bCs w:val="false"/>
+              </w:rPr>
+              <w:t xml:space="preserve">Детектор (счётчик) частоты</w:t>
+            </w:r>
+          </w:p>
+        </w:tc>
+      </w:tr>
+      <w:tr>
+        <w:trPr>
+          <w:tblHeader w:val="false"/>
+        </w:trPr>
+        <w:tc>
+          <w:tcPr>
+            <w:tcW w:type="pct" w:w="45%"/>
+            <w:tcMar>
+              <w:top w:type="dxa" w:w="60"/>
+              <w:left w:type="dxa" w:w="90"/>
+              <w:bottom w:type="dxa" w:w="60"/>
+              <w:right w:type="dxa" w:w="90"/>
+            </w:tcMar>
+          </w:tcPr>
+          <w:p>
+            <w:r>
+              <w:rPr>
+                <w:b w:val="false"/>
+                <w:bCs w:val="false"/>
+              </w:rPr>
+              <w:t xml:space="preserve">Удержание 3</w:t>
+            </w:r>
+          </w:p>
+        </w:tc>
+        <w:tc>
+          <w:tcPr>
+            <w:tcW w:type="pct" w:w="55%"/>
+            <w:tcMar>
+              <w:top w:type="dxa" w:w="60"/>
+              <w:left w:type="dxa" w:w="90"/>
+              <w:bottom w:type="dxa" w:w="60"/>
+              <w:right w:type="dxa" w:w="90"/>
+            </w:tcMar>
+          </w:tcPr>
+          <w:p>
+            <w:r>
+              <w:rPr>
+                <w:b w:val="false"/>
+                <w:bCs w:val="false"/>
+              </w:rPr>
+              <w:t xml:space="preserve">Сканер</w:t>
+            </w:r>
+          </w:p>
+        </w:tc>
+      </w:tr>
+      <w:tr>
+        <w:trPr>
+          <w:tblHeader w:val="false"/>
+        </w:trPr>
+        <w:tc>
+          <w:tcPr>
+            <w:tcW w:type="pct" w:w="45%"/>
+            <w:tcMar>
+              <w:top w:type="dxa" w:w="60"/>
+              <w:left w:type="dxa" w:w="90"/>
+              <w:bottom w:type="dxa" w:w="60"/>
+              <w:right w:type="dxa" w:w="90"/>
+            </w:tcMar>
+          </w:tcPr>
+          <w:p>
+            <w:r>
+              <w:rPr>
+                <w:b w:val="false"/>
+                <w:bCs w:val="false"/>
+              </w:rPr>
+              <w:t xml:space="preserve">Удержание 7</w:t>
+            </w:r>
+          </w:p>
+        </w:tc>
+        <w:tc>
+          <w:tcPr>
+            <w:tcW w:type="pct" w:w="55%"/>
+            <w:tcMar>
+              <w:top w:type="dxa" w:w="60"/>
+              <w:left w:type="dxa" w:w="90"/>
+              <w:bottom w:type="dxa" w:w="60"/>
+              <w:right w:type="dxa" w:w="90"/>
+            </w:tcMar>
+          </w:tcPr>
+          <w:p>
+            <w:r>
+              <w:rPr>
+                <w:b w:val="false"/>
+                <w:bCs w:val="false"/>
+              </w:rPr>
+              <w:t xml:space="preserve">Спектроанализатор</w:t>
+            </w:r>
+          </w:p>
+        </w:tc>
+      </w:tr>
+      <w:tr>
+        <w:trPr>
+          <w:tblHeader w:val="false"/>
+        </w:trPr>
+        <w:tc>
+          <w:tcPr>
+            <w:tcW w:type="pct" w:w="45%"/>
+            <w:tcMar>
+              <w:top w:type="dxa" w:w="60"/>
+              <w:left w:type="dxa" w:w="90"/>
+              <w:bottom w:type="dxa" w:w="60"/>
+              <w:right w:type="dxa" w:w="90"/>
+            </w:tcMar>
+          </w:tcPr>
+          <w:p>
+            <w:r>
+              <w:rPr>
+                <w:b w:val="false"/>
+                <w:bCs w:val="false"/>
+              </w:rPr>
+              <w:t xml:space="preserve">Удержание *</w:t>
+            </w:r>
+          </w:p>
+        </w:tc>
+        <w:tc>
+          <w:tcPr>
+            <w:tcW w:type="pct" w:w="55%"/>
+            <w:tcMar>
+              <w:top w:type="dxa" w:w="60"/>
+              <w:left w:type="dxa" w:w="90"/>
+              <w:bottom w:type="dxa" w:w="60"/>
+              <w:right w:type="dxa" w:w="90"/>
+            </w:tcMar>
+          </w:tcPr>
+          <w:p>
+            <w:r>
+              <w:rPr>
+                <w:b w:val="false"/>
+                <w:bCs w:val="false"/>
+              </w:rPr>
+              <w:t xml:space="preserve">Блокировка клавиатуры (Keylock)</w:t>
+            </w:r>
+          </w:p>
+        </w:tc>
+      </w:tr>
+    </w:tbl>
+    <w:p>
+      <w:pPr>
+        <w:spacing w:after="80"/>
+      </w:pPr>
+    </w:p>
+    <w:p>
+      <w:pPr>
+        <w:pStyle w:val="Heading3"/>
+        <w:spacing w:after="100" w:before="200"/>
+      </w:pPr>
+      <w:r>
+        <w:t xml:space="preserve">Режим гарнитуры (Bluetooth-звонки)</w:t>
+      </w:r>
+    </w:p>
+    <w:tbl>
+      <w:tblPr>
+        <w:tblW w:type="pct" w:w="100%"/>
+        <w:tblBorders>
+          <w:top w:val="single" w:color="CCCCCC" w:sz="4"/>
+          <w:left w:val="single" w:color="CCCCCC" w:sz="4"/>
+          <w:bottom w:val="single" w:color="CCCCCC" w:sz="4"/>
+          <w:right w:val="single" w:color="CCCCCC" w:sz="4"/>
+          <w:insideH w:val="single" w:color="CCCCCC" w:sz="4"/>
+          <w:insideV w:val="single" w:color="CCCCCC" w:sz="4"/>
+        </w:tblBorders>
+      </w:tblPr>
+      <w:tblGrid>
+        <w:gridCol w:w="100"/>
+        <w:gridCol w:w="100"/>
+      </w:tblGrid>
+      <w:tr>
+        <w:trPr>
+          <w:tblHeader/>
+        </w:trPr>
+        <w:tc>
+          <w:tcPr>
+            <w:tcW w:type="pct" w:w="45%"/>
+            <w:shd w:fill="EDF1F5" w:color="auto" w:val="clear"/>
+            <w:tcMar>
+              <w:top w:type="dxa" w:w="60"/>
+              <w:left w:type="dxa" w:w="90"/>
+              <w:bottom w:type="dxa" w:w="60"/>
+              <w:right w:type="dxa" w:w="90"/>
+            </w:tcMar>
+          </w:tcPr>
+          <w:p>
+            <w:r>
+              <w:rPr>
+                <w:b/>
+                <w:bCs/>
+              </w:rPr>
+              <w:t xml:space="preserve">Действие</w:t>
+            </w:r>
+          </w:p>
+        </w:tc>
+        <w:tc>
+          <w:tcPr>
+            <w:tcW w:type="pct" w:w="55%"/>
+            <w:shd w:fill="EDF1F5" w:color="auto" w:val="clear"/>
+            <w:tcMar>
+              <w:top w:type="dxa" w:w="60"/>
+              <w:left w:type="dxa" w:w="90"/>
+              <w:bottom w:type="dxa" w:w="60"/>
+              <w:right w:type="dxa" w:w="90"/>
+            </w:tcMar>
+          </w:tcPr>
+          <w:p>
+            <w:r>
+              <w:rPr>
+                <w:b/>
+                <w:bCs/>
+              </w:rPr>
+              <w:t xml:space="preserve">Функция</w:t>
+            </w:r>
+          </w:p>
+        </w:tc>
+      </w:tr>
+      <w:tr>
+        <w:trPr>
+          <w:tblHeader w:val="false"/>
+        </w:trPr>
+        <w:tc>
+          <w:tcPr>
+            <w:tcW w:type="pct" w:w="45%"/>
+            <w:tcMar>
+              <w:top w:type="dxa" w:w="60"/>
+              <w:left w:type="dxa" w:w="90"/>
+              <w:bottom w:type="dxa" w:w="60"/>
+              <w:right w:type="dxa" w:w="90"/>
+            </w:tcMar>
+          </w:tcPr>
+          <w:p>
+            <w:r>
+              <w:rPr>
+                <w:b w:val="false"/>
+                <w:bCs w:val="false"/>
+              </w:rPr>
+              <w:t xml:space="preserve">1</w:t>
+            </w:r>
+          </w:p>
+        </w:tc>
+        <w:tc>
+          <w:tcPr>
+            <w:tcW w:type="pct" w:w="55%"/>
+            <w:tcMar>
+              <w:top w:type="dxa" w:w="60"/>
+              <w:left w:type="dxa" w:w="90"/>
+              <w:bottom w:type="dxa" w:w="60"/>
+              <w:right w:type="dxa" w:w="90"/>
+            </w:tcMar>
+          </w:tcPr>
+          <w:p>
+            <w:r>
+              <w:rPr>
+                <w:b w:val="false"/>
+                <w:bCs w:val="false"/>
+              </w:rPr>
+              <w:t xml:space="preserve">Ответ на звонок телефона</w:t>
+            </w:r>
+          </w:p>
+        </w:tc>
+      </w:tr>
+      <w:tr>
+        <w:trPr>
+          <w:tblHeader w:val="false"/>
+        </w:trPr>
+        <w:tc>
+          <w:tcPr>
+            <w:tcW w:type="pct" w:w="45%"/>
+            <w:tcMar>
+              <w:top w:type="dxa" w:w="60"/>
+              <w:left w:type="dxa" w:w="90"/>
+              <w:bottom w:type="dxa" w:w="60"/>
+              <w:right w:type="dxa" w:w="90"/>
+            </w:tcMar>
+          </w:tcPr>
+          <w:p>
+            <w:r>
+              <w:rPr>
+                <w:b w:val="false"/>
+                <w:bCs w:val="false"/>
+              </w:rPr>
+              <w:t xml:space="preserve">Удержание 4</w:t>
+            </w:r>
+          </w:p>
+        </w:tc>
+        <w:tc>
+          <w:tcPr>
+            <w:tcW w:type="pct" w:w="55%"/>
+            <w:tcMar>
+              <w:top w:type="dxa" w:w="60"/>
+              <w:left w:type="dxa" w:w="90"/>
+              <w:bottom w:type="dxa" w:w="60"/>
+              <w:right w:type="dxa" w:w="90"/>
+            </w:tcMar>
+          </w:tcPr>
+          <w:p>
+            <w:r>
+              <w:rPr>
+                <w:b w:val="false"/>
+                <w:bCs w:val="false"/>
+              </w:rPr>
+              <w:t xml:space="preserve">Перезвонить</w:t>
+            </w:r>
+          </w:p>
+        </w:tc>
+      </w:tr>
+      <w:tr>
+        <w:trPr>
+          <w:tblHeader w:val="false"/>
+        </w:trPr>
+        <w:tc>
+          <w:tcPr>
+            <w:tcW w:type="pct" w:w="45%"/>
+            <w:tcMar>
+              <w:top w:type="dxa" w:w="60"/>
+              <w:left w:type="dxa" w:w="90"/>
+              <w:bottom w:type="dxa" w:w="60"/>
+              <w:right w:type="dxa" w:w="90"/>
+            </w:tcMar>
+          </w:tcPr>
+          <w:p>
+            <w:r>
+              <w:rPr>
+                <w:b w:val="false"/>
+                <w:bCs w:val="false"/>
+              </w:rPr>
+              <w:t xml:space="preserve">3 / PTT</w:t>
+            </w:r>
+          </w:p>
+        </w:tc>
+        <w:tc>
+          <w:tcPr>
+            <w:tcW w:type="pct" w:w="55%"/>
+            <w:tcMar>
+              <w:top w:type="dxa" w:w="60"/>
+              <w:left w:type="dxa" w:w="90"/>
+              <w:bottom w:type="dxa" w:w="60"/>
+              <w:right w:type="dxa" w:w="90"/>
+            </w:tcMar>
+          </w:tcPr>
+          <w:p>
+            <w:r>
+              <w:rPr>
+                <w:b w:val="false"/>
+                <w:bCs w:val="false"/>
+              </w:rPr>
+              <w:t xml:space="preserve">Повесить трубку</w:t>
+            </w:r>
+          </w:p>
+        </w:tc>
+      </w:tr>
+    </w:tbl>
+    <w:p>
+      <w:pPr>
+        <w:spacing w:after="80"/>
+      </w:pPr>
+    </w:p>
+    <w:p>
+      <w:pPr>
+        <w:pStyle w:val="Heading3"/>
+        <w:spacing w:after="100" w:before="200"/>
+      </w:pPr>
+      <w:r>
+        <w:t xml:space="preserve">Режим колонки (Bluetooth-аудио)</w:t>
+      </w:r>
+    </w:p>
+    <w:tbl>
+      <w:tblPr>
+        <w:tblW w:type="pct" w:w="100%"/>
+        <w:tblBorders>
+          <w:top w:val="single" w:color="CCCCCC" w:sz="4"/>
+          <w:left w:val="single" w:color="CCCCCC" w:sz="4"/>
+          <w:bottom w:val="single" w:color="CCCCCC" w:sz="4"/>
+          <w:right w:val="single" w:color="CCCCCC" w:sz="4"/>
+          <w:insideH w:val="single" w:color="CCCCCC" w:sz="4"/>
+          <w:insideV w:val="single" w:color="CCCCCC" w:sz="4"/>
+        </w:tblBorders>
+      </w:tblPr>
+      <w:tblGrid>
+        <w:gridCol w:w="100"/>
+        <w:gridCol w:w="100"/>
+      </w:tblGrid>
+      <w:tr>
+        <w:trPr>
+          <w:tblHeader/>
+        </w:trPr>
+        <w:tc>
+          <w:tcPr>
+            <w:tcW w:type="pct" w:w="45%"/>
+            <w:shd w:fill="EDF1F5" w:color="auto" w:val="clear"/>
+            <w:tcMar>
+              <w:top w:type="dxa" w:w="60"/>
+              <w:left w:type="dxa" w:w="90"/>
+              <w:bottom w:type="dxa" w:w="60"/>
+              <w:right w:type="dxa" w:w="90"/>
+            </w:tcMar>
+          </w:tcPr>
+          <w:p>
+            <w:r>
+              <w:rPr>
+                <w:b/>
+                <w:bCs/>
+              </w:rPr>
+              <w:t xml:space="preserve">Действие</w:t>
+            </w:r>
+          </w:p>
+        </w:tc>
+        <w:tc>
+          <w:tcPr>
+            <w:tcW w:type="pct" w:w="55%"/>
+            <w:shd w:fill="EDF1F5" w:color="auto" w:val="clear"/>
+            <w:tcMar>
+              <w:top w:type="dxa" w:w="60"/>
+              <w:left w:type="dxa" w:w="90"/>
+              <w:bottom w:type="dxa" w:w="60"/>
+              <w:right w:type="dxa" w:w="90"/>
+            </w:tcMar>
+          </w:tcPr>
+          <w:p>
+            <w:r>
+              <w:rPr>
+                <w:b/>
+                <w:bCs/>
+              </w:rPr>
+              <w:t xml:space="preserve">Функция</w:t>
+            </w:r>
+          </w:p>
+        </w:tc>
+      </w:tr>
+      <w:tr>
+        <w:trPr>
+          <w:tblHeader w:val="false"/>
+        </w:trPr>
+        <w:tc>
+          <w:tcPr>
+            <w:tcW w:type="pct" w:w="45%"/>
+            <w:tcMar>
+              <w:top w:type="dxa" w:w="60"/>
+              <w:left w:type="dxa" w:w="90"/>
+              <w:bottom w:type="dxa" w:w="60"/>
+              <w:right w:type="dxa" w:w="90"/>
+            </w:tcMar>
+          </w:tcPr>
+          <w:p>
+            <w:r>
+              <w:rPr>
+                <w:b w:val="false"/>
+                <w:bCs w:val="false"/>
+              </w:rPr>
+              <w:t xml:space="preserve">1</w:t>
+            </w:r>
+          </w:p>
+        </w:tc>
+        <w:tc>
+          <w:tcPr>
+            <w:tcW w:type="pct" w:w="55%"/>
+            <w:tcMar>
+              <w:top w:type="dxa" w:w="60"/>
+              <w:left w:type="dxa" w:w="90"/>
+              <w:bottom w:type="dxa" w:w="60"/>
+              <w:right w:type="dxa" w:w="90"/>
+            </w:tcMar>
+          </w:tcPr>
+          <w:p>
+            <w:r>
+              <w:rPr>
+                <w:b w:val="false"/>
+                <w:bCs w:val="false"/>
+              </w:rPr>
+              <w:t xml:space="preserve">Предыдущий музыкальный трек</w:t>
+            </w:r>
+          </w:p>
+        </w:tc>
+      </w:tr>
+      <w:tr>
+        <w:trPr>
+          <w:tblHeader w:val="false"/>
+        </w:trPr>
+        <w:tc>
+          <w:tcPr>
+            <w:tcW w:type="pct" w:w="45%"/>
+            <w:tcMar>
+              <w:top w:type="dxa" w:w="60"/>
+              <w:left w:type="dxa" w:w="90"/>
+              <w:bottom w:type="dxa" w:w="60"/>
+              <w:right w:type="dxa" w:w="90"/>
+            </w:tcMar>
+          </w:tcPr>
+          <w:p>
+            <w:r>
+              <w:rPr>
+                <w:b w:val="false"/>
+                <w:bCs w:val="false"/>
+              </w:rPr>
+              <w:t xml:space="preserve">2</w:t>
+            </w:r>
+          </w:p>
+        </w:tc>
+        <w:tc>
+          <w:tcPr>
+            <w:tcW w:type="pct" w:w="55%"/>
+            <w:tcMar>
+              <w:top w:type="dxa" w:w="60"/>
+              <w:left w:type="dxa" w:w="90"/>
+              <w:bottom w:type="dxa" w:w="60"/>
+              <w:right w:type="dxa" w:w="90"/>
+            </w:tcMar>
+          </w:tcPr>
+          <w:p>
+            <w:r>
+              <w:rPr>
+                <w:b w:val="false"/>
+                <w:bCs w:val="false"/>
+              </w:rPr>
+              <w:t xml:space="preserve">Проигрывание / пауза</w:t>
+            </w:r>
+          </w:p>
+        </w:tc>
+      </w:tr>
+      <w:tr>
+        <w:trPr>
+          <w:tblHeader w:val="false"/>
+        </w:trPr>
+        <w:tc>
+          <w:tcPr>
+            <w:tcW w:type="pct" w:w="45%"/>
+            <w:tcMar>
+              <w:top w:type="dxa" w:w="60"/>
+              <w:left w:type="dxa" w:w="90"/>
+              <w:bottom w:type="dxa" w:w="60"/>
+              <w:right w:type="dxa" w:w="90"/>
+            </w:tcMar>
+          </w:tcPr>
+          <w:p>
+            <w:r>
+              <w:rPr>
+                <w:b w:val="false"/>
+                <w:bCs w:val="false"/>
+              </w:rPr>
+              <w:t xml:space="preserve">3</w:t>
+            </w:r>
+          </w:p>
+        </w:tc>
+        <w:tc>
+          <w:tcPr>
+            <w:tcW w:type="pct" w:w="55%"/>
+            <w:tcMar>
+              <w:top w:type="dxa" w:w="60"/>
+              <w:left w:type="dxa" w:w="90"/>
+              <w:bottom w:type="dxa" w:w="60"/>
+              <w:right w:type="dxa" w:w="90"/>
+            </w:tcMar>
+          </w:tcPr>
+          <w:p>
+            <w:r>
+              <w:rPr>
+                <w:b w:val="false"/>
+                <w:bCs w:val="false"/>
+              </w:rPr>
+              <w:t xml:space="preserve">Следующий музыкальный трек</w:t>
             </w:r>
           </w:p>
         </w:tc>

--- a/TD-H9_manual_ru.docx
+++ b/TD-H9_manual_ru.docx
@@ -23,6 +23,52 @@
           <w:iCs w:val="false"/>
         </w:rPr>
         <w:t xml:space="preserve">Перевод официального руководства пользователя TIDRADIO TD-H9 (Ham Version, 71 стр.). Содержит описание кнопок и горячих клавиш, режимов работы, меню, настройки APRS/GPS/Bluetooth и справочные таблицы.</w:t>
+      </w:r>
+    </w:p>
+    <w:p>
+      <w:pPr>
+        <w:spacing w:after="120"/>
+        <w:jc w:val="center"/>
+      </w:pPr>
+      <w:r>
+        <w:drawing>
+          <wp:inline distT="0" distB="0" distL="0" distR="0">
+            <wp:extent cx="4381500" cy="2857500"/>
+            <wp:effectExtent t="0" r="0" b="0" l="0"/>
+            <wp:docPr id="1" name="" descr="" title=""/>
+            <wp:cNvGraphicFramePr>
+              <a:graphicFrameLocks xmlns:a="http://schemas.openxmlformats.org/drawingml/2006/main" noChangeAspect="1"/>
+            </wp:cNvGraphicFramePr>
+            <a:graphic xmlns:a="http://schemas.openxmlformats.org/drawingml/2006/main">
+              <a:graphicData uri="http://schemas.openxmlformats.org/drawingml/2006/picture">
+                <pic:pic xmlns:pic="http://schemas.openxmlformats.org/drawingml/2006/picture">
+                  <pic:nvPicPr>
+                    <pic:cNvPr id="0" name="" descr=""/>
+                    <pic:cNvPicPr>
+                      <a:picLocks noChangeAspect="1" noChangeArrowheads="1"/>
+                    </pic:cNvPicPr>
+                  </pic:nvPicPr>
+                  <pic:blipFill>
+                    <a:blip r:embed="rId7" cstate="none"/>
+                    <a:srcRect/>
+                    <a:stretch>
+                      <a:fillRect/>
+                    </a:stretch>
+                  </pic:blipFill>
+                  <pic:spPr bwMode="auto">
+                    <a:xfrm>
+                      <a:off x="0" y="0"/>
+                      <a:ext cx="4381500" cy="2857500"/>
+                    </a:xfrm>
+                    <a:prstGeom prst="rect">
+                      <a:avLst/>
+                    </a:prstGeom>
+                  </pic:spPr>
+                </pic:pic>
+              </a:graphicData>
+            </a:graphic>
+          </wp:inline>
+        </w:drawing>
       </w:r>
     </w:p>
     <w:p>
@@ -197,6 +243,52 @@
         <w:t xml:space="preserve">4. Кнопки и органы управления</w:t>
       </w:r>
     </w:p>
+    <w:p>
+      <w:pPr>
+        <w:spacing w:after="120"/>
+        <w:jc w:val="center"/>
+      </w:pPr>
+      <w:r>
+        <w:drawing>
+          <wp:inline distT="0" distB="0" distL="0" distR="0">
+            <wp:extent cx="4381500" cy="2857500"/>
+            <wp:effectExtent t="0" r="0" b="0" l="0"/>
+            <wp:docPr id="1" name="" descr="" title=""/>
+            <wp:cNvGraphicFramePr>
+              <a:graphicFrameLocks xmlns:a="http://schemas.openxmlformats.org/drawingml/2006/main" noChangeAspect="1"/>
+            </wp:cNvGraphicFramePr>
+            <a:graphic xmlns:a="http://schemas.openxmlformats.org/drawingml/2006/main">
+              <a:graphicData uri="http://schemas.openxmlformats.org/drawingml/2006/picture">
+                <pic:pic xmlns:pic="http://schemas.openxmlformats.org/drawingml/2006/picture">
+                  <pic:nvPicPr>
+                    <pic:cNvPr id="0" name="" descr=""/>
+                    <pic:cNvPicPr>
+                      <a:picLocks noChangeAspect="1" noChangeArrowheads="1"/>
+                    </pic:cNvPicPr>
+                  </pic:nvPicPr>
+                  <pic:blipFill>
+                    <a:blip r:embed="rId8" cstate="none"/>
+                    <a:srcRect/>
+                    <a:stretch>
+                      <a:fillRect/>
+                    </a:stretch>
+                  </pic:blipFill>
+                  <pic:spPr bwMode="auto">
+                    <a:xfrm>
+                      <a:off x="0" y="0"/>
+                      <a:ext cx="4381500" cy="2857500"/>
+                    </a:xfrm>
+                    <a:prstGeom prst="rect">
+                      <a:avLst/>
+                    </a:prstGeom>
+                  </pic:spPr>
+                </pic:pic>
+              </a:graphicData>
+            </a:graphic>
+          </wp:inline>
+        </w:drawing>
+      </w:r>
+    </w:p>
     <w:tbl>
       <w:tblPr>
         <w:tblW w:type="pct" w:w="100%"/>
@@ -1063,6 +1155,52 @@
       <w:pPr>
         <w:spacing w:after="80"/>
       </w:pPr>
+    </w:p>
+    <w:p>
+      <w:pPr>
+        <w:spacing w:after="120"/>
+        <w:jc w:val="center"/>
+      </w:pPr>
+      <w:r>
+        <w:drawing>
+          <wp:inline distT="0" distB="0" distL="0" distR="0">
+            <wp:extent cx="3048000" cy="2857500"/>
+            <wp:effectExtent t="0" r="0" b="0" l="0"/>
+            <wp:docPr id="1" name="" descr="" title=""/>
+            <wp:cNvGraphicFramePr>
+              <a:graphicFrameLocks xmlns:a="http://schemas.openxmlformats.org/drawingml/2006/main" noChangeAspect="1"/>
+            </wp:cNvGraphicFramePr>
+            <a:graphic xmlns:a="http://schemas.openxmlformats.org/drawingml/2006/main">
+              <a:graphicData uri="http://schemas.openxmlformats.org/drawingml/2006/picture">
+                <pic:pic xmlns:pic="http://schemas.openxmlformats.org/drawingml/2006/picture">
+                  <pic:nvPicPr>
+                    <pic:cNvPr id="0" name="" descr=""/>
+                    <pic:cNvPicPr>
+                      <a:picLocks noChangeAspect="1" noChangeArrowheads="1"/>
+                    </pic:cNvPicPr>
+                  </pic:nvPicPr>
+                  <pic:blipFill>
+                    <a:blip r:embed="rId9" cstate="none"/>
+                    <a:srcRect/>
+                    <a:stretch>
+                      <a:fillRect/>
+                    </a:stretch>
+                  </pic:blipFill>
+                  <pic:spPr bwMode="auto">
+                    <a:xfrm>
+                      <a:off x="0" y="0"/>
+                      <a:ext cx="3048000" cy="2857500"/>
+                    </a:xfrm>
+                    <a:prstGeom prst="rect">
+                      <a:avLst/>
+                    </a:prstGeom>
+                  </pic:spPr>
+                </pic:pic>
+              </a:graphicData>
+            </a:graphic>
+          </wp:inline>
+        </w:drawing>
+      </w:r>
     </w:p>
     <w:p>
       <w:pPr>
@@ -6367,6 +6505,98 @@
       <w:pPr>
         <w:spacing w:after="80"/>
       </w:pPr>
+    </w:p>
+    <w:p>
+      <w:pPr>
+        <w:spacing w:after="120"/>
+        <w:jc w:val="center"/>
+      </w:pPr>
+      <w:r>
+        <w:drawing>
+          <wp:inline distT="0" distB="0" distL="0" distR="0">
+            <wp:extent cx="3810000" cy="2857500"/>
+            <wp:effectExtent t="0" r="0" b="0" l="0"/>
+            <wp:docPr id="1" name="" descr="" title=""/>
+            <wp:cNvGraphicFramePr>
+              <a:graphicFrameLocks xmlns:a="http://schemas.openxmlformats.org/drawingml/2006/main" noChangeAspect="1"/>
+            </wp:cNvGraphicFramePr>
+            <a:graphic xmlns:a="http://schemas.openxmlformats.org/drawingml/2006/main">
+              <a:graphicData uri="http://schemas.openxmlformats.org/drawingml/2006/picture">
+                <pic:pic xmlns:pic="http://schemas.openxmlformats.org/drawingml/2006/picture">
+                  <pic:nvPicPr>
+                    <pic:cNvPr id="0" name="" descr=""/>
+                    <pic:cNvPicPr>
+                      <a:picLocks noChangeAspect="1" noChangeArrowheads="1"/>
+                    </pic:cNvPicPr>
+                  </pic:nvPicPr>
+                  <pic:blipFill>
+                    <a:blip r:embed="rId10" cstate="none"/>
+                    <a:srcRect/>
+                    <a:stretch>
+                      <a:fillRect/>
+                    </a:stretch>
+                  </pic:blipFill>
+                  <pic:spPr bwMode="auto">
+                    <a:xfrm>
+                      <a:off x="0" y="0"/>
+                      <a:ext cx="3810000" cy="2857500"/>
+                    </a:xfrm>
+                    <a:prstGeom prst="rect">
+                      <a:avLst/>
+                    </a:prstGeom>
+                  </pic:spPr>
+                </pic:pic>
+              </a:graphicData>
+            </a:graphic>
+          </wp:inline>
+        </w:drawing>
+      </w:r>
+    </w:p>
+    <w:p>
+      <w:pPr>
+        <w:spacing w:after="120"/>
+        <w:jc w:val="center"/>
+      </w:pPr>
+      <w:r>
+        <w:drawing>
+          <wp:inline distT="0" distB="0" distL="0" distR="0">
+            <wp:extent cx="3810000" cy="2857500"/>
+            <wp:effectExtent t="0" r="0" b="0" l="0"/>
+            <wp:docPr id="1" name="" descr="" title=""/>
+            <wp:cNvGraphicFramePr>
+              <a:graphicFrameLocks xmlns:a="http://schemas.openxmlformats.org/drawingml/2006/main" noChangeAspect="1"/>
+            </wp:cNvGraphicFramePr>
+            <a:graphic xmlns:a="http://schemas.openxmlformats.org/drawingml/2006/main">
+              <a:graphicData uri="http://schemas.openxmlformats.org/drawingml/2006/picture">
+                <pic:pic xmlns:pic="http://schemas.openxmlformats.org/drawingml/2006/picture">
+                  <pic:nvPicPr>
+                    <pic:cNvPr id="0" name="" descr=""/>
+                    <pic:cNvPicPr>
+                      <a:picLocks noChangeAspect="1" noChangeArrowheads="1"/>
+                    </pic:cNvPicPr>
+                  </pic:nvPicPr>
+                  <pic:blipFill>
+                    <a:blip r:embed="rId11" cstate="none"/>
+                    <a:srcRect/>
+                    <a:stretch>
+                      <a:fillRect/>
+                    </a:stretch>
+                  </pic:blipFill>
+                  <pic:spPr bwMode="auto">
+                    <a:xfrm>
+                      <a:off x="0" y="0"/>
+                      <a:ext cx="3810000" cy="2857500"/>
+                    </a:xfrm>
+                    <a:prstGeom prst="rect">
+                      <a:avLst/>
+                    </a:prstGeom>
+                  </pic:spPr>
+                </pic:pic>
+              </a:graphicData>
+            </a:graphic>
+          </wp:inline>
+        </w:drawing>
+      </w:r>
     </w:p>
     <w:p>
       <w:pPr>

--- a/TD-H9_manual_ru.docx
+++ b/TD-H9_manual_ru.docx
@@ -289,6 +289,20 @@
         </w:drawing>
       </w:r>
     </w:p>
+    <w:p>
+      <w:pPr>
+        <w:spacing w:after="140"/>
+      </w:pPr>
+      <w:r>
+        <w:rPr>
+          <w:b w:val="false"/>
+          <w:bCs w:val="false"/>
+          <w:i w:val="false"/>
+          <w:iCs w:val="false"/>
+        </w:rPr>
+        <w:t xml:space="preserve">Номера в таблице соответствуют цифрам на схеме выше.</w:t>
+      </w:r>
+    </w:p>
     <w:tbl>
       <w:tblPr>
         <w:tblW w:type="pct" w:w="100%"/>
@@ -304,6 +318,7 @@
       <w:tblGrid>
         <w:gridCol w:w="100"/>
         <w:gridCol w:w="100"/>
+        <w:gridCol w:w="100"/>
       </w:tblGrid>
       <w:tr>
         <w:trPr>
@@ -311,7 +326,7 @@
         </w:trPr>
         <w:tc>
           <w:tcPr>
-            <w:tcW w:type="pct" w:w="35%"/>
+            <w:tcW w:type="pct" w:w="7%"/>
             <w:shd w:fill="EDF1F5" w:color="auto" w:val="clear"/>
             <w:tcMar>
               <w:top w:type="dxa" w:w="60"/>
@@ -326,13 +341,13 @@
                 <w:b/>
                 <w:bCs/>
               </w:rPr>
-              <w:t xml:space="preserve">Кнопка</w:t>
-            </w:r>
-          </w:p>
-        </w:tc>
-        <w:tc>
-          <w:tcPr>
-            <w:tcW w:type="pct" w:w="65%"/>
+              <w:t xml:space="preserve">№</w:t>
+            </w:r>
+          </w:p>
+        </w:tc>
+        <w:tc>
+          <w:tcPr>
+            <w:tcW w:type="pct" w:w="33%"/>
             <w:shd w:fill="EDF1F5" w:color="auto" w:val="clear"/>
             <w:tcMar>
               <w:top w:type="dxa" w:w="60"/>
@@ -347,6 +362,27 @@
                 <w:b/>
                 <w:bCs/>
               </w:rPr>
+              <w:t xml:space="preserve">Кнопка</w:t>
+            </w:r>
+          </w:p>
+        </w:tc>
+        <w:tc>
+          <w:tcPr>
+            <w:tcW w:type="pct" w:w="60%"/>
+            <w:shd w:fill="EDF1F5" w:color="auto" w:val="clear"/>
+            <w:tcMar>
+              <w:top w:type="dxa" w:w="60"/>
+              <w:left w:type="dxa" w:w="90"/>
+              <w:bottom w:type="dxa" w:w="60"/>
+              <w:right w:type="dxa" w:w="90"/>
+            </w:tcMar>
+          </w:tcPr>
+          <w:p>
+            <w:r>
+              <w:rPr>
+                <w:b/>
+                <w:bCs/>
+              </w:rPr>
               <w:t xml:space="preserve">Функция</w:t>
             </w:r>
           </w:p>
@@ -358,7 +394,92 @@
         </w:trPr>
         <w:tc>
           <w:tcPr>
-            <w:tcW w:type="pct" w:w="35%"/>
+            <w:tcW w:type="pct" w:w="7%"/>
+            <w:tcMar>
+              <w:top w:type="dxa" w:w="60"/>
+              <w:left w:type="dxa" w:w="90"/>
+              <w:bottom w:type="dxa" w:w="60"/>
+              <w:right w:type="dxa" w:w="90"/>
+            </w:tcMar>
+          </w:tcPr>
+          <w:p>
+            <w:r>
+              <w:rPr>
+                <w:b w:val="false"/>
+                <w:bCs w:val="false"/>
+              </w:rPr>
+              <w:t xml:space="preserve">1</w:t>
+            </w:r>
+          </w:p>
+        </w:tc>
+        <w:tc>
+          <w:tcPr>
+            <w:tcW w:type="pct" w:w="33%"/>
+            <w:tcMar>
+              <w:top w:type="dxa" w:w="60"/>
+              <w:left w:type="dxa" w:w="90"/>
+              <w:bottom w:type="dxa" w:w="60"/>
+              <w:right w:type="dxa" w:w="90"/>
+            </w:tcMar>
+          </w:tcPr>
+          <w:p>
+            <w:r>
+              <w:rPr>
+                <w:b w:val="false"/>
+                <w:bCs w:val="false"/>
+              </w:rPr>
+              <w:t xml:space="preserve">Антенна</w:t>
+            </w:r>
+          </w:p>
+        </w:tc>
+        <w:tc>
+          <w:tcPr>
+            <w:tcW w:type="pct" w:w="60%"/>
+            <w:tcMar>
+              <w:top w:type="dxa" w:w="60"/>
+              <w:left w:type="dxa" w:w="90"/>
+              <w:bottom w:type="dxa" w:w="60"/>
+              <w:right w:type="dxa" w:w="90"/>
+            </w:tcMar>
+          </w:tcPr>
+          <w:p>
+            <w:r>
+              <w:rPr>
+                <w:b w:val="false"/>
+                <w:bCs w:val="false"/>
+              </w:rPr>
+              <w:t xml:space="preserve">Внешняя антенна (вкрутить по часовой стрелке)</w:t>
+            </w:r>
+          </w:p>
+        </w:tc>
+      </w:tr>
+      <w:tr>
+        <w:trPr>
+          <w:tblHeader w:val="false"/>
+        </w:trPr>
+        <w:tc>
+          <w:tcPr>
+            <w:tcW w:type="pct" w:w="7%"/>
+            <w:tcMar>
+              <w:top w:type="dxa" w:w="60"/>
+              <w:left w:type="dxa" w:w="90"/>
+              <w:bottom w:type="dxa" w:w="60"/>
+              <w:right w:type="dxa" w:w="90"/>
+            </w:tcMar>
+          </w:tcPr>
+          <w:p>
+            <w:r>
+              <w:rPr>
+                <w:b w:val="false"/>
+                <w:bCs w:val="false"/>
+              </w:rPr>
+              <w:t xml:space="preserve">2</w:t>
+            </w:r>
+          </w:p>
+        </w:tc>
+        <w:tc>
+          <w:tcPr>
+            <w:tcW w:type="pct" w:w="33%"/>
             <w:tcMar>
               <w:top w:type="dxa" w:w="60"/>
               <w:left w:type="dxa" w:w="90"/>
@@ -378,7 +499,7 @@
         </w:tc>
         <w:tc>
           <w:tcPr>
-            <w:tcW w:type="pct" w:w="65%"/>
+            <w:tcW w:type="pct" w:w="60%"/>
             <w:tcMar>
               <w:top w:type="dxa" w:w="60"/>
               <w:left w:type="dxa" w:w="90"/>
@@ -403,7 +524,92 @@
         </w:trPr>
         <w:tc>
           <w:tcPr>
-            <w:tcW w:type="pct" w:w="35%"/>
+            <w:tcW w:type="pct" w:w="7%"/>
+            <w:tcMar>
+              <w:top w:type="dxa" w:w="60"/>
+              <w:left w:type="dxa" w:w="90"/>
+              <w:bottom w:type="dxa" w:w="60"/>
+              <w:right w:type="dxa" w:w="90"/>
+            </w:tcMar>
+          </w:tcPr>
+          <w:p>
+            <w:r>
+              <w:rPr>
+                <w:b w:val="false"/>
+                <w:bCs w:val="false"/>
+              </w:rPr>
+              <w:t xml:space="preserve">3</w:t>
+            </w:r>
+          </w:p>
+        </w:tc>
+        <w:tc>
+          <w:tcPr>
+            <w:tcW w:type="pct" w:w="33%"/>
+            <w:tcMar>
+              <w:top w:type="dxa" w:w="60"/>
+              <w:left w:type="dxa" w:w="90"/>
+              <w:bottom w:type="dxa" w:w="60"/>
+              <w:right w:type="dxa" w:w="90"/>
+            </w:tcMar>
+          </w:tcPr>
+          <w:p>
+            <w:r>
+              <w:rPr>
+                <w:b w:val="false"/>
+                <w:bCs w:val="false"/>
+              </w:rPr>
+              <w:t xml:space="preserve">ЖК-экран 1,77"</w:t>
+            </w:r>
+          </w:p>
+        </w:tc>
+        <w:tc>
+          <w:tcPr>
+            <w:tcW w:type="pct" w:w="60%"/>
+            <w:tcMar>
+              <w:top w:type="dxa" w:w="60"/>
+              <w:left w:type="dxa" w:w="90"/>
+              <w:bottom w:type="dxa" w:w="60"/>
+              <w:right w:type="dxa" w:w="90"/>
+            </w:tcMar>
+          </w:tcPr>
+          <w:p>
+            <w:r>
+              <w:rPr>
+                <w:b w:val="false"/>
+                <w:bCs w:val="false"/>
+              </w:rPr>
+              <w:t xml:space="preserve">Дисплей (частоты, каналы, значки)</w:t>
+            </w:r>
+          </w:p>
+        </w:tc>
+      </w:tr>
+      <w:tr>
+        <w:trPr>
+          <w:tblHeader w:val="false"/>
+        </w:trPr>
+        <w:tc>
+          <w:tcPr>
+            <w:tcW w:type="pct" w:w="7%"/>
+            <w:tcMar>
+              <w:top w:type="dxa" w:w="60"/>
+              <w:left w:type="dxa" w:w="90"/>
+              <w:bottom w:type="dxa" w:w="60"/>
+              <w:right w:type="dxa" w:w="90"/>
+            </w:tcMar>
+          </w:tcPr>
+          <w:p>
+            <w:r>
+              <w:rPr>
+                <w:b w:val="false"/>
+                <w:bCs w:val="false"/>
+              </w:rPr>
+              <w:t xml:space="preserve">4</w:t>
+            </w:r>
+          </w:p>
+        </w:tc>
+        <w:tc>
+          <w:tcPr>
+            <w:tcW w:type="pct" w:w="33%"/>
             <w:tcMar>
               <w:top w:type="dxa" w:w="60"/>
               <w:left w:type="dxa" w:w="90"/>
@@ -423,7 +629,7 @@
         </w:tc>
         <w:tc>
           <w:tcPr>
-            <w:tcW w:type="pct" w:w="65%"/>
+            <w:tcW w:type="pct" w:w="60%"/>
             <w:tcMar>
               <w:top w:type="dxa" w:w="60"/>
               <w:left w:type="dxa" w:w="90"/>
@@ -448,7 +654,27 @@
         </w:trPr>
         <w:tc>
           <w:tcPr>
-            <w:tcW w:type="pct" w:w="35%"/>
+            <w:tcW w:type="pct" w:w="7%"/>
+            <w:tcMar>
+              <w:top w:type="dxa" w:w="60"/>
+              <w:left w:type="dxa" w:w="90"/>
+              <w:bottom w:type="dxa" w:w="60"/>
+              <w:right w:type="dxa" w:w="90"/>
+            </w:tcMar>
+          </w:tcPr>
+          <w:p>
+            <w:r>
+              <w:rPr>
+                <w:b w:val="false"/>
+                <w:bCs w:val="false"/>
+              </w:rPr>
+              <w:t xml:space="preserve">5</w:t>
+            </w:r>
+          </w:p>
+        </w:tc>
+        <w:tc>
+          <w:tcPr>
+            <w:tcW w:type="pct" w:w="33%"/>
             <w:tcMar>
               <w:top w:type="dxa" w:w="60"/>
               <w:left w:type="dxa" w:w="90"/>
@@ -468,7 +694,7 @@
         </w:tc>
         <w:tc>
           <w:tcPr>
-            <w:tcW w:type="pct" w:w="65%"/>
+            <w:tcW w:type="pct" w:w="60%"/>
             <w:tcMar>
               <w:top w:type="dxa" w:w="60"/>
               <w:left w:type="dxa" w:w="90"/>
@@ -493,27 +719,47 @@
         </w:trPr>
         <w:tc>
           <w:tcPr>
-            <w:tcW w:type="pct" w:w="35%"/>
-            <w:tcMar>
-              <w:top w:type="dxa" w:w="60"/>
-              <w:left w:type="dxa" w:w="90"/>
-              <w:bottom w:type="dxa" w:w="60"/>
-              <w:right w:type="dxa" w:w="90"/>
-            </w:tcMar>
-          </w:tcPr>
-          <w:p>
-            <w:r>
-              <w:rPr>
-                <w:b w:val="false"/>
-                <w:bCs w:val="false"/>
-              </w:rPr>
-              <w:t xml:space="preserve">BT</w:t>
-            </w:r>
-          </w:p>
-        </w:tc>
-        <w:tc>
-          <w:tcPr>
-            <w:tcW w:type="pct" w:w="65%"/>
+            <w:tcW w:type="pct" w:w="7%"/>
+            <w:tcMar>
+              <w:top w:type="dxa" w:w="60"/>
+              <w:left w:type="dxa" w:w="90"/>
+              <w:bottom w:type="dxa" w:w="60"/>
+              <w:right w:type="dxa" w:w="90"/>
+            </w:tcMar>
+          </w:tcPr>
+          <w:p>
+            <w:r>
+              <w:rPr>
+                <w:b w:val="false"/>
+                <w:bCs w:val="false"/>
+              </w:rPr>
+              <w:t xml:space="preserve">6</w:t>
+            </w:r>
+          </w:p>
+        </w:tc>
+        <w:tc>
+          <w:tcPr>
+            <w:tcW w:type="pct" w:w="33%"/>
+            <w:tcMar>
+              <w:top w:type="dxa" w:w="60"/>
+              <w:left w:type="dxa" w:w="90"/>
+              <w:bottom w:type="dxa" w:w="60"/>
+              <w:right w:type="dxa" w:w="90"/>
+            </w:tcMar>
+          </w:tcPr>
+          <w:p>
+            <w:r>
+              <w:rPr>
+                <w:b w:val="false"/>
+                <w:bCs w:val="false"/>
+              </w:rPr>
+              <w:t xml:space="preserve">Клавиша Bluetooth</w:t>
+            </w:r>
+          </w:p>
+        </w:tc>
+        <w:tc>
+          <w:tcPr>
+            <w:tcW w:type="pct" w:w="60%"/>
             <w:tcMar>
               <w:top w:type="dxa" w:w="60"/>
               <w:left w:type="dxa" w:w="90"/>
@@ -538,7 +784,27 @@
         </w:trPr>
         <w:tc>
           <w:tcPr>
-            <w:tcW w:type="pct" w:w="35%"/>
+            <w:tcW w:type="pct" w:w="7%"/>
+            <w:tcMar>
+              <w:top w:type="dxa" w:w="60"/>
+              <w:left w:type="dxa" w:w="90"/>
+              <w:bottom w:type="dxa" w:w="60"/>
+              <w:right w:type="dxa" w:w="90"/>
+            </w:tcMar>
+          </w:tcPr>
+          <w:p>
+            <w:r>
+              <w:rPr>
+                <w:b w:val="false"/>
+                <w:bCs w:val="false"/>
+              </w:rPr>
+              <w:t xml:space="preserve">7</w:t>
+            </w:r>
+          </w:p>
+        </w:tc>
+        <w:tc>
+          <w:tcPr>
+            <w:tcW w:type="pct" w:w="33%"/>
             <w:tcMar>
               <w:top w:type="dxa" w:w="60"/>
               <w:left w:type="dxa" w:w="90"/>
@@ -558,7 +824,7 @@
         </w:tc>
         <w:tc>
           <w:tcPr>
-            <w:tcW w:type="pct" w:w="65%"/>
+            <w:tcW w:type="pct" w:w="60%"/>
             <w:tcMar>
               <w:top w:type="dxa" w:w="60"/>
               <w:left w:type="dxa" w:w="90"/>
@@ -583,7 +849,27 @@
         </w:trPr>
         <w:tc>
           <w:tcPr>
-            <w:tcW w:type="pct" w:w="35%"/>
+            <w:tcW w:type="pct" w:w="7%"/>
+            <w:tcMar>
+              <w:top w:type="dxa" w:w="60"/>
+              <w:left w:type="dxa" w:w="90"/>
+              <w:bottom w:type="dxa" w:w="60"/>
+              <w:right w:type="dxa" w:w="90"/>
+            </w:tcMar>
+          </w:tcPr>
+          <w:p>
+            <w:r>
+              <w:rPr>
+                <w:b w:val="false"/>
+                <w:bCs w:val="false"/>
+              </w:rPr>
+              <w:t xml:space="preserve">8</w:t>
+            </w:r>
+          </w:p>
+        </w:tc>
+        <w:tc>
+          <w:tcPr>
+            <w:tcW w:type="pct" w:w="33%"/>
             <w:tcMar>
               <w:top w:type="dxa" w:w="60"/>
               <w:left w:type="dxa" w:w="90"/>
@@ -603,7 +889,7 @@
         </w:tc>
         <w:tc>
           <w:tcPr>
-            <w:tcW w:type="pct" w:w="65%"/>
+            <w:tcW w:type="pct" w:w="60%"/>
             <w:tcMar>
               <w:top w:type="dxa" w:w="60"/>
               <w:left w:type="dxa" w:w="90"/>
@@ -628,7 +914,157 @@
         </w:trPr>
         <w:tc>
           <w:tcPr>
-            <w:tcW w:type="pct" w:w="35%"/>
+            <w:tcW w:type="pct" w:w="7%"/>
+            <w:tcMar>
+              <w:top w:type="dxa" w:w="60"/>
+              <w:left w:type="dxa" w:w="90"/>
+              <w:bottom w:type="dxa" w:w="60"/>
+              <w:right w:type="dxa" w:w="90"/>
+            </w:tcMar>
+          </w:tcPr>
+          <w:p>
+            <w:r>
+              <w:rPr>
+                <w:b w:val="false"/>
+                <w:bCs w:val="false"/>
+              </w:rPr>
+              <w:t xml:space="preserve">9</w:t>
+            </w:r>
+          </w:p>
+        </w:tc>
+        <w:tc>
+          <w:tcPr>
+            <w:tcW w:type="pct" w:w="33%"/>
+            <w:tcMar>
+              <w:top w:type="dxa" w:w="60"/>
+              <w:left w:type="dxa" w:w="90"/>
+              <w:bottom w:type="dxa" w:w="60"/>
+              <w:right w:type="dxa" w:w="90"/>
+            </w:tcMar>
+          </w:tcPr>
+          <w:p>
+            <w:r>
+              <w:rPr>
+                <w:b w:val="false"/>
+                <w:bCs w:val="false"/>
+              </w:rPr>
+              <w:t xml:space="preserve">Динамик</w:t>
+            </w:r>
+          </w:p>
+        </w:tc>
+        <w:tc>
+          <w:tcPr>
+            <w:tcW w:type="pct" w:w="60%"/>
+            <w:tcMar>
+              <w:top w:type="dxa" w:w="60"/>
+              <w:left w:type="dxa" w:w="90"/>
+              <w:bottom w:type="dxa" w:w="60"/>
+              <w:right w:type="dxa" w:w="90"/>
+            </w:tcMar>
+          </w:tcPr>
+          <w:p>
+            <w:r>
+              <w:rPr>
+                <w:b w:val="false"/>
+                <w:bCs w:val="false"/>
+              </w:rPr>
+              <w:t xml:space="preserve">Встроенный динамик</w:t>
+            </w:r>
+          </w:p>
+        </w:tc>
+      </w:tr>
+      <w:tr>
+        <w:trPr>
+          <w:tblHeader w:val="false"/>
+        </w:trPr>
+        <w:tc>
+          <w:tcPr>
+            <w:tcW w:type="pct" w:w="7%"/>
+            <w:tcMar>
+              <w:top w:type="dxa" w:w="60"/>
+              <w:left w:type="dxa" w:w="90"/>
+              <w:bottom w:type="dxa" w:w="60"/>
+              <w:right w:type="dxa" w:w="90"/>
+            </w:tcMar>
+          </w:tcPr>
+          <w:p>
+            <w:r>
+              <w:rPr>
+                <w:b w:val="false"/>
+                <w:bCs w:val="false"/>
+              </w:rPr>
+              <w:t xml:space="preserve">10</w:t>
+            </w:r>
+          </w:p>
+        </w:tc>
+        <w:tc>
+          <w:tcPr>
+            <w:tcW w:type="pct" w:w="33%"/>
+            <w:tcMar>
+              <w:top w:type="dxa" w:w="60"/>
+              <w:left w:type="dxa" w:w="90"/>
+              <w:bottom w:type="dxa" w:w="60"/>
+              <w:right w:type="dxa" w:w="90"/>
+            </w:tcMar>
+          </w:tcPr>
+          <w:p>
+            <w:r>
+              <w:rPr>
+                <w:b w:val="false"/>
+                <w:bCs w:val="false"/>
+              </w:rPr>
+              <w:t xml:space="preserve">Микрофон</w:t>
+            </w:r>
+          </w:p>
+        </w:tc>
+        <w:tc>
+          <w:tcPr>
+            <w:tcW w:type="pct" w:w="60%"/>
+            <w:tcMar>
+              <w:top w:type="dxa" w:w="60"/>
+              <w:left w:type="dxa" w:w="90"/>
+              <w:bottom w:type="dxa" w:w="60"/>
+              <w:right w:type="dxa" w:w="90"/>
+            </w:tcMar>
+          </w:tcPr>
+          <w:p>
+            <w:r>
+              <w:rPr>
+                <w:b w:val="false"/>
+                <w:bCs w:val="false"/>
+              </w:rPr>
+              <w:t xml:space="preserve">Встроенный микрофон</w:t>
+            </w:r>
+          </w:p>
+        </w:tc>
+      </w:tr>
+      <w:tr>
+        <w:trPr>
+          <w:tblHeader w:val="false"/>
+        </w:trPr>
+        <w:tc>
+          <w:tcPr>
+            <w:tcW w:type="pct" w:w="7%"/>
+            <w:tcMar>
+              <w:top w:type="dxa" w:w="60"/>
+              <w:left w:type="dxa" w:w="90"/>
+              <w:bottom w:type="dxa" w:w="60"/>
+              <w:right w:type="dxa" w:w="90"/>
+            </w:tcMar>
+          </w:tcPr>
+          <w:p>
+            <w:r>
+              <w:rPr>
+                <w:b w:val="false"/>
+                <w:bCs w:val="false"/>
+              </w:rPr>
+              <w:t xml:space="preserve">11</w:t>
+            </w:r>
+          </w:p>
+        </w:tc>
+        <w:tc>
+          <w:tcPr>
+            <w:tcW w:type="pct" w:w="33%"/>
             <w:tcMar>
               <w:top w:type="dxa" w:w="60"/>
               <w:left w:type="dxa" w:w="90"/>
@@ -648,7 +1084,7 @@
         </w:tc>
         <w:tc>
           <w:tcPr>
-            <w:tcW w:type="pct" w:w="65%"/>
+            <w:tcW w:type="pct" w:w="60%"/>
             <w:tcMar>
               <w:top w:type="dxa" w:w="60"/>
               <w:left w:type="dxa" w:w="90"/>
@@ -673,7 +1109,27 @@
         </w:trPr>
         <w:tc>
           <w:tcPr>
-            <w:tcW w:type="pct" w:w="35%"/>
+            <w:tcW w:type="pct" w:w="7%"/>
+            <w:tcMar>
+              <w:top w:type="dxa" w:w="60"/>
+              <w:left w:type="dxa" w:w="90"/>
+              <w:bottom w:type="dxa" w:w="60"/>
+              <w:right w:type="dxa" w:w="90"/>
+            </w:tcMar>
+          </w:tcPr>
+          <w:p>
+            <w:r>
+              <w:rPr>
+                <w:b w:val="false"/>
+                <w:bCs w:val="false"/>
+              </w:rPr>
+              <w:t xml:space="preserve">12</w:t>
+            </w:r>
+          </w:p>
+        </w:tc>
+        <w:tc>
+          <w:tcPr>
+            <w:tcW w:type="pct" w:w="33%"/>
             <w:tcMar>
               <w:top w:type="dxa" w:w="60"/>
               <w:left w:type="dxa" w:w="90"/>
@@ -693,7 +1149,7 @@
         </w:tc>
         <w:tc>
           <w:tcPr>
-            <w:tcW w:type="pct" w:w="65%"/>
+            <w:tcW w:type="pct" w:w="60%"/>
             <w:tcMar>
               <w:top w:type="dxa" w:w="60"/>
               <w:left w:type="dxa" w:w="90"/>
@@ -718,41 +1174,61 @@
         </w:trPr>
         <w:tc>
           <w:tcPr>
-            <w:tcW w:type="pct" w:w="35%"/>
-            <w:tcMar>
-              <w:top w:type="dxa" w:w="60"/>
-              <w:left w:type="dxa" w:w="90"/>
-              <w:bottom w:type="dxa" w:w="60"/>
-              <w:right w:type="dxa" w:w="90"/>
-            </w:tcMar>
-          </w:tcPr>
-          <w:p>
-            <w:r>
-              <w:rPr>
-                <w:b w:val="false"/>
-                <w:bCs w:val="false"/>
-              </w:rPr>
-              <w:t xml:space="preserve">PF1 / PF2 (боковые)</w:t>
-            </w:r>
-          </w:p>
-        </w:tc>
-        <w:tc>
-          <w:tcPr>
-            <w:tcW w:type="pct" w:w="65%"/>
-            <w:tcMar>
-              <w:top w:type="dxa" w:w="60"/>
-              <w:left w:type="dxa" w:w="90"/>
-              <w:bottom w:type="dxa" w:w="60"/>
-              <w:right w:type="dxa" w:w="90"/>
-            </w:tcMar>
-          </w:tcPr>
-          <w:p>
-            <w:r>
-              <w:rPr>
-                <w:b w:val="false"/>
-                <w:bCs w:val="false"/>
-              </w:rPr>
-              <w:t xml:space="preserve">Программируемые: MENU → Radio Setting → пункты 27-30</w:t>
+            <w:tcW w:type="pct" w:w="7%"/>
+            <w:tcMar>
+              <w:top w:type="dxa" w:w="60"/>
+              <w:left w:type="dxa" w:w="90"/>
+              <w:bottom w:type="dxa" w:w="60"/>
+              <w:right w:type="dxa" w:w="90"/>
+            </w:tcMar>
+          </w:tcPr>
+          <w:p>
+            <w:r>
+              <w:rPr>
+                <w:b w:val="false"/>
+                <w:bCs w:val="false"/>
+              </w:rPr>
+              <w:t xml:space="preserve">13</w:t>
+            </w:r>
+          </w:p>
+        </w:tc>
+        <w:tc>
+          <w:tcPr>
+            <w:tcW w:type="pct" w:w="33%"/>
+            <w:tcMar>
+              <w:top w:type="dxa" w:w="60"/>
+              <w:left w:type="dxa" w:w="90"/>
+              <w:bottom w:type="dxa" w:w="60"/>
+              <w:right w:type="dxa" w:w="90"/>
+            </w:tcMar>
+          </w:tcPr>
+          <w:p>
+            <w:r>
+              <w:rPr>
+                <w:b w:val="false"/>
+                <w:bCs w:val="false"/>
+              </w:rPr>
+              <w:t xml:space="preserve">PF1 (боковая клавиша 1)</w:t>
+            </w:r>
+          </w:p>
+        </w:tc>
+        <w:tc>
+          <w:tcPr>
+            <w:tcW w:type="pct" w:w="60%"/>
+            <w:tcMar>
+              <w:top w:type="dxa" w:w="60"/>
+              <w:left w:type="dxa" w:w="90"/>
+              <w:bottom w:type="dxa" w:w="60"/>
+              <w:right w:type="dxa" w:w="90"/>
+            </w:tcMar>
+          </w:tcPr>
+          <w:p>
+            <w:r>
+              <w:rPr>
+                <w:b w:val="false"/>
+                <w:bCs w:val="false"/>
+              </w:rPr>
+              <w:t xml:space="preserve">Программируемая: MENU → Radio Setting → пункты 27-28</w:t>
             </w:r>
           </w:p>
         </w:tc>
@@ -763,7 +1239,287 @@
         </w:trPr>
         <w:tc>
           <w:tcPr>
-            <w:tcW w:type="pct" w:w="35%"/>
+            <w:tcW w:type="pct" w:w="7%"/>
+            <w:tcMar>
+              <w:top w:type="dxa" w:w="60"/>
+              <w:left w:type="dxa" w:w="90"/>
+              <w:bottom w:type="dxa" w:w="60"/>
+              <w:right w:type="dxa" w:w="90"/>
+            </w:tcMar>
+          </w:tcPr>
+          <w:p>
+            <w:r>
+              <w:rPr>
+                <w:b w:val="false"/>
+                <w:bCs w:val="false"/>
+              </w:rPr>
+              <w:t xml:space="preserve">14</w:t>
+            </w:r>
+          </w:p>
+        </w:tc>
+        <w:tc>
+          <w:tcPr>
+            <w:tcW w:type="pct" w:w="33%"/>
+            <w:tcMar>
+              <w:top w:type="dxa" w:w="60"/>
+              <w:left w:type="dxa" w:w="90"/>
+              <w:bottom w:type="dxa" w:w="60"/>
+              <w:right w:type="dxa" w:w="90"/>
+            </w:tcMar>
+          </w:tcPr>
+          <w:p>
+            <w:r>
+              <w:rPr>
+                <w:b w:val="false"/>
+                <w:bCs w:val="false"/>
+              </w:rPr>
+              <w:t xml:space="preserve">PF2 (боковая клавиша 2)</w:t>
+            </w:r>
+          </w:p>
+        </w:tc>
+        <w:tc>
+          <w:tcPr>
+            <w:tcW w:type="pct" w:w="60%"/>
+            <w:tcMar>
+              <w:top w:type="dxa" w:w="60"/>
+              <w:left w:type="dxa" w:w="90"/>
+              <w:bottom w:type="dxa" w:w="60"/>
+              <w:right w:type="dxa" w:w="90"/>
+            </w:tcMar>
+          </w:tcPr>
+          <w:p>
+            <w:r>
+              <w:rPr>
+                <w:b w:val="false"/>
+                <w:bCs w:val="false"/>
+              </w:rPr>
+              <w:t xml:space="preserve">Программируемая: MENU → Radio Setting → пункты 29-30</w:t>
+            </w:r>
+          </w:p>
+        </w:tc>
+      </w:tr>
+      <w:tr>
+        <w:trPr>
+          <w:tblHeader w:val="false"/>
+        </w:trPr>
+        <w:tc>
+          <w:tcPr>
+            <w:tcW w:type="pct" w:w="7%"/>
+            <w:tcMar>
+              <w:top w:type="dxa" w:w="60"/>
+              <w:left w:type="dxa" w:w="90"/>
+              <w:bottom w:type="dxa" w:w="60"/>
+              <w:right w:type="dxa" w:w="90"/>
+            </w:tcMar>
+          </w:tcPr>
+          <w:p>
+            <w:r>
+              <w:rPr>
+                <w:b w:val="false"/>
+                <w:bCs w:val="false"/>
+              </w:rPr>
+              <w:t xml:space="preserve">15</w:t>
+            </w:r>
+          </w:p>
+        </w:tc>
+        <w:tc>
+          <w:tcPr>
+            <w:tcW w:type="pct" w:w="33%"/>
+            <w:tcMar>
+              <w:top w:type="dxa" w:w="60"/>
+              <w:left w:type="dxa" w:w="90"/>
+              <w:bottom w:type="dxa" w:w="60"/>
+              <w:right w:type="dxa" w:w="90"/>
+            </w:tcMar>
+          </w:tcPr>
+          <w:p>
+            <w:r>
+              <w:rPr>
+                <w:b w:val="false"/>
+                <w:bCs w:val="false"/>
+              </w:rPr>
+              <w:t xml:space="preserve">Разъём MIC/SP</w:t>
+            </w:r>
+          </w:p>
+        </w:tc>
+        <w:tc>
+          <w:tcPr>
+            <w:tcW w:type="pct" w:w="60%"/>
+            <w:tcMar>
+              <w:top w:type="dxa" w:w="60"/>
+              <w:left w:type="dxa" w:w="90"/>
+              <w:bottom w:type="dxa" w:w="60"/>
+              <w:right w:type="dxa" w:w="90"/>
+            </w:tcMar>
+          </w:tcPr>
+          <w:p>
+            <w:r>
+              <w:rPr>
+                <w:b w:val="false"/>
+                <w:bCs w:val="false"/>
+              </w:rPr>
+              <w:t xml:space="preserve">Внешняя гарнитура (микрофон/наушник)</w:t>
+            </w:r>
+          </w:p>
+        </w:tc>
+      </w:tr>
+      <w:tr>
+        <w:trPr>
+          <w:tblHeader w:val="false"/>
+        </w:trPr>
+        <w:tc>
+          <w:tcPr>
+            <w:tcW w:type="pct" w:w="7%"/>
+            <w:tcMar>
+              <w:top w:type="dxa" w:w="60"/>
+              <w:left w:type="dxa" w:w="90"/>
+              <w:bottom w:type="dxa" w:w="60"/>
+              <w:right w:type="dxa" w:w="90"/>
+            </w:tcMar>
+          </w:tcPr>
+          <w:p>
+            <w:r>
+              <w:rPr>
+                <w:b w:val="false"/>
+                <w:bCs w:val="false"/>
+              </w:rPr>
+              <w:t xml:space="preserve">16</w:t>
+            </w:r>
+          </w:p>
+        </w:tc>
+        <w:tc>
+          <w:tcPr>
+            <w:tcW w:type="pct" w:w="33%"/>
+            <w:tcMar>
+              <w:top w:type="dxa" w:w="60"/>
+              <w:left w:type="dxa" w:w="90"/>
+              <w:bottom w:type="dxa" w:w="60"/>
+              <w:right w:type="dxa" w:w="90"/>
+            </w:tcMar>
+          </w:tcPr>
+          <w:p>
+            <w:r>
+              <w:rPr>
+                <w:b w:val="false"/>
+                <w:bCs w:val="false"/>
+              </w:rPr>
+              <w:t xml:space="preserve">USB-C порт</w:t>
+            </w:r>
+          </w:p>
+        </w:tc>
+        <w:tc>
+          <w:tcPr>
+            <w:tcW w:type="pct" w:w="60%"/>
+            <w:tcMar>
+              <w:top w:type="dxa" w:w="60"/>
+              <w:left w:type="dxa" w:w="90"/>
+              <w:bottom w:type="dxa" w:w="60"/>
+              <w:right w:type="dxa" w:w="90"/>
+            </w:tcMar>
+          </w:tcPr>
+          <w:p>
+            <w:r>
+              <w:rPr>
+                <w:b w:val="false"/>
+                <w:bCs w:val="false"/>
+              </w:rPr>
+              <w:t xml:space="preserve">Программирование рации с ПК</w:t>
+            </w:r>
+          </w:p>
+        </w:tc>
+      </w:tr>
+      <w:tr>
+        <w:trPr>
+          <w:tblHeader w:val="false"/>
+        </w:trPr>
+        <w:tc>
+          <w:tcPr>
+            <w:tcW w:type="pct" w:w="7%"/>
+            <w:tcMar>
+              <w:top w:type="dxa" w:w="60"/>
+              <w:left w:type="dxa" w:w="90"/>
+              <w:bottom w:type="dxa" w:w="60"/>
+              <w:right w:type="dxa" w:w="90"/>
+            </w:tcMar>
+          </w:tcPr>
+          <w:p>
+            <w:r>
+              <w:rPr>
+                <w:b w:val="false"/>
+                <w:bCs w:val="false"/>
+              </w:rPr>
+              <w:t xml:space="preserve">17</w:t>
+            </w:r>
+          </w:p>
+        </w:tc>
+        <w:tc>
+          <w:tcPr>
+            <w:tcW w:type="pct" w:w="33%"/>
+            <w:tcMar>
+              <w:top w:type="dxa" w:w="60"/>
+              <w:left w:type="dxa" w:w="90"/>
+              <w:bottom w:type="dxa" w:w="60"/>
+              <w:right w:type="dxa" w:w="90"/>
+            </w:tcMar>
+          </w:tcPr>
+          <w:p>
+            <w:r>
+              <w:rPr>
+                <w:b w:val="false"/>
+                <w:bCs w:val="false"/>
+              </w:rPr>
+              <w:t xml:space="preserve">Индикатор</w:t>
+            </w:r>
+          </w:p>
+        </w:tc>
+        <w:tc>
+          <w:tcPr>
+            <w:tcW w:type="pct" w:w="60%"/>
+            <w:tcMar>
+              <w:top w:type="dxa" w:w="60"/>
+              <w:left w:type="dxa" w:w="90"/>
+              <w:bottom w:type="dxa" w:w="60"/>
+              <w:right w:type="dxa" w:w="90"/>
+            </w:tcMar>
+          </w:tcPr>
+          <w:p>
+            <w:r>
+              <w:rPr>
+                <w:b w:val="false"/>
+                <w:bCs w:val="false"/>
+              </w:rPr>
+              <w:t xml:space="preserve">Красный - передача; зелёный - приём</w:t>
+            </w:r>
+          </w:p>
+        </w:tc>
+      </w:tr>
+      <w:tr>
+        <w:trPr>
+          <w:tblHeader w:val="false"/>
+        </w:trPr>
+        <w:tc>
+          <w:tcPr>
+            <w:tcW w:type="pct" w:w="7%"/>
+            <w:tcMar>
+              <w:top w:type="dxa" w:w="60"/>
+              <w:left w:type="dxa" w:w="90"/>
+              <w:bottom w:type="dxa" w:w="60"/>
+              <w:right w:type="dxa" w:w="90"/>
+            </w:tcMar>
+          </w:tcPr>
+          <w:p>
+            <w:r>
+              <w:rPr>
+                <w:b w:val="false"/>
+                <w:bCs w:val="false"/>
+              </w:rPr>
+              <w:t xml:space="preserve">18</w:t>
+            </w:r>
+          </w:p>
+        </w:tc>
+        <w:tc>
+          <w:tcPr>
+            <w:tcW w:type="pct" w:w="33%"/>
             <w:tcMar>
               <w:top w:type="dxa" w:w="60"/>
               <w:left w:type="dxa" w:w="90"/>
@@ -783,7 +1539,7 @@
         </w:tc>
         <w:tc>
           <w:tcPr>
-            <w:tcW w:type="pct" w:w="65%"/>
+            <w:tcW w:type="pct" w:w="60%"/>
             <w:tcMar>
               <w:top w:type="dxa" w:w="60"/>
               <w:left w:type="dxa" w:w="90"/>
@@ -808,176 +1564,61 @@
         </w:trPr>
         <w:tc>
           <w:tcPr>
-            <w:tcW w:type="pct" w:w="35%"/>
-            <w:tcMar>
-              <w:top w:type="dxa" w:w="60"/>
-              <w:left w:type="dxa" w:w="90"/>
-              <w:bottom w:type="dxa" w:w="60"/>
-              <w:right w:type="dxa" w:w="90"/>
-            </w:tcMar>
-          </w:tcPr>
-          <w:p>
-            <w:r>
-              <w:rPr>
-                <w:b w:val="false"/>
-                <w:bCs w:val="false"/>
-              </w:rPr>
-              <w:t xml:space="preserve">3 (SCAN)</w:t>
-            </w:r>
-          </w:p>
-        </w:tc>
-        <w:tc>
-          <w:tcPr>
-            <w:tcW w:type="pct" w:w="65%"/>
-            <w:tcMar>
-              <w:top w:type="dxa" w:w="60"/>
-              <w:left w:type="dxa" w:w="90"/>
-              <w:bottom w:type="dxa" w:w="60"/>
-              <w:right w:type="dxa" w:w="90"/>
-            </w:tcMar>
-          </w:tcPr>
-          <w:p>
-            <w:r>
-              <w:rPr>
-                <w:b w:val="false"/>
-                <w:bCs w:val="false"/>
-              </w:rPr>
-              <w:t xml:space="preserve">Удержание &gt;2 с - запуск сканирования</w:t>
-            </w:r>
-          </w:p>
-        </w:tc>
-      </w:tr>
-      <w:tr>
-        <w:trPr>
-          <w:tblHeader w:val="false"/>
-        </w:trPr>
-        <w:tc>
-          <w:tcPr>
-            <w:tcW w:type="pct" w:w="35%"/>
-            <w:tcMar>
-              <w:top w:type="dxa" w:w="60"/>
-              <w:left w:type="dxa" w:w="90"/>
-              <w:bottom w:type="dxa" w:w="60"/>
-              <w:right w:type="dxa" w:w="90"/>
-            </w:tcMar>
-          </w:tcPr>
-          <w:p>
-            <w:r>
-              <w:rPr>
-                <w:b w:val="false"/>
-                <w:bCs w:val="false"/>
-              </w:rPr>
-              <w:t xml:space="preserve">1 (BT-звонки)</w:t>
-            </w:r>
-          </w:p>
-        </w:tc>
-        <w:tc>
-          <w:tcPr>
-            <w:tcW w:type="pct" w:w="65%"/>
-            <w:tcMar>
-              <w:top w:type="dxa" w:w="60"/>
-              <w:left w:type="dxa" w:w="90"/>
-              <w:bottom w:type="dxa" w:w="60"/>
-              <w:right w:type="dxa" w:w="90"/>
-            </w:tcMar>
-          </w:tcPr>
-          <w:p>
-            <w:r>
-              <w:rPr>
-                <w:b w:val="false"/>
-                <w:bCs w:val="false"/>
-              </w:rPr>
-              <w:t xml:space="preserve">Ответить на вызов; в музыке - предыдущий трек</w:t>
-            </w:r>
-          </w:p>
-        </w:tc>
-      </w:tr>
-      <w:tr>
-        <w:trPr>
-          <w:tblHeader w:val="false"/>
-        </w:trPr>
-        <w:tc>
-          <w:tcPr>
-            <w:tcW w:type="pct" w:w="35%"/>
-            <w:tcMar>
-              <w:top w:type="dxa" w:w="60"/>
-              <w:left w:type="dxa" w:w="90"/>
-              <w:bottom w:type="dxa" w:w="60"/>
-              <w:right w:type="dxa" w:w="90"/>
-            </w:tcMar>
-          </w:tcPr>
-          <w:p>
-            <w:r>
-              <w:rPr>
-                <w:b w:val="false"/>
-                <w:bCs w:val="false"/>
-              </w:rPr>
-              <w:t xml:space="preserve">4 (BT-звонки)</w:t>
-            </w:r>
-          </w:p>
-        </w:tc>
-        <w:tc>
-          <w:tcPr>
-            <w:tcW w:type="pct" w:w="65%"/>
-            <w:tcMar>
-              <w:top w:type="dxa" w:w="60"/>
-              <w:left w:type="dxa" w:w="90"/>
-              <w:bottom w:type="dxa" w:w="60"/>
-              <w:right w:type="dxa" w:w="90"/>
-            </w:tcMar>
-          </w:tcPr>
-          <w:p>
-            <w:r>
-              <w:rPr>
-                <w:b w:val="false"/>
-                <w:bCs w:val="false"/>
-              </w:rPr>
-              <w:t xml:space="preserve">Долгое нажатие в режиме ожидания - перезвонить</w:t>
-            </w:r>
-          </w:p>
-        </w:tc>
-      </w:tr>
-      <w:tr>
-        <w:trPr>
-          <w:tblHeader w:val="false"/>
-        </w:trPr>
-        <w:tc>
-          <w:tcPr>
-            <w:tcW w:type="pct" w:w="35%"/>
-            <w:tcMar>
-              <w:top w:type="dxa" w:w="60"/>
-              <w:left w:type="dxa" w:w="90"/>
-              <w:bottom w:type="dxa" w:w="60"/>
-              <w:right w:type="dxa" w:w="90"/>
-            </w:tcMar>
-          </w:tcPr>
-          <w:p>
-            <w:r>
-              <w:rPr>
-                <w:b w:val="false"/>
-                <w:bCs w:val="false"/>
-              </w:rPr>
-              <w:t xml:space="preserve">2 (BT-музыка)</w:t>
-            </w:r>
-          </w:p>
-        </w:tc>
-        <w:tc>
-          <w:tcPr>
-            <w:tcW w:type="pct" w:w="65%"/>
-            <w:tcMar>
-              <w:top w:type="dxa" w:w="60"/>
-              <w:left w:type="dxa" w:w="90"/>
-              <w:bottom w:type="dxa" w:w="60"/>
-              <w:right w:type="dxa" w:w="90"/>
-            </w:tcMar>
-          </w:tcPr>
-          <w:p>
-            <w:r>
-              <w:rPr>
-                <w:b w:val="false"/>
-                <w:bCs w:val="false"/>
-              </w:rPr>
-              <w:t xml:space="preserve">Пауза/воспроизведение</w:t>
+            <w:tcW w:type="pct" w:w="7%"/>
+            <w:tcMar>
+              <w:top w:type="dxa" w:w="60"/>
+              <w:left w:type="dxa" w:w="90"/>
+              <w:bottom w:type="dxa" w:w="60"/>
+              <w:right w:type="dxa" w:w="90"/>
+            </w:tcMar>
+          </w:tcPr>
+          <w:p>
+            <w:r>
+              <w:rPr>
+                <w:b w:val="false"/>
+                <w:bCs w:val="false"/>
+              </w:rPr>
+              <w:t xml:space="preserve">19</w:t>
+            </w:r>
+          </w:p>
+        </w:tc>
+        <w:tc>
+          <w:tcPr>
+            <w:tcW w:type="pct" w:w="33%"/>
+            <w:tcMar>
+              <w:top w:type="dxa" w:w="60"/>
+              <w:left w:type="dxa" w:w="90"/>
+              <w:bottom w:type="dxa" w:w="60"/>
+              <w:right w:type="dxa" w:w="90"/>
+            </w:tcMar>
+          </w:tcPr>
+          <w:p>
+            <w:r>
+              <w:rPr>
+                <w:b w:val="false"/>
+                <w:bCs w:val="false"/>
+              </w:rPr>
+              <w:t xml:space="preserve">USB-C зарядки (на батарее)</w:t>
+            </w:r>
+          </w:p>
+        </w:tc>
+        <w:tc>
+          <w:tcPr>
+            <w:tcW w:type="pct" w:w="60%"/>
+            <w:tcMar>
+              <w:top w:type="dxa" w:w="60"/>
+              <w:left w:type="dxa" w:w="90"/>
+              <w:bottom w:type="dxa" w:w="60"/>
+              <w:right w:type="dxa" w:w="90"/>
+            </w:tcMar>
+          </w:tcPr>
+          <w:p>
+            <w:r>
+              <w:rPr>
+                <w:b w:val="false"/>
+                <w:bCs w:val="false"/>
+              </w:rPr>
+              <w:t xml:space="preserve">Зарядка аккумулятора через Type-C</w:t>
             </w:r>
           </w:p>
         </w:tc>
@@ -3620,7 +4261,7 @@
                 <w:b w:val="false"/>
                 <w:bCs w:val="false"/>
               </w:rPr>
-              <w:t xml:space="preserve">17-18</w:t>
+              <w:t xml:space="preserve">17</w:t>
             </w:r>
           </w:p>
         </w:tc>
@@ -3640,7 +4281,7 @@
                 <w:b w:val="false"/>
                 <w:bCs w:val="false"/>
               </w:rPr>
-              <w:t xml:space="preserve">Disp Type-A/B</w:t>
+              <w:t xml:space="preserve">Disp Type-A</w:t>
             </w:r>
           </w:p>
         </w:tc>
@@ -3660,7 +4301,7 @@
                 <w:b w:val="false"/>
                 <w:bCs w:val="false"/>
               </w:rPr>
-              <w:t xml:space="preserve">Отображение: частота+номер или имя+номер</w:t>
+              <w:t xml:space="preserve">Отображение: частота+номер или имя+номер (дисплей A)</w:t>
             </w:r>
           </w:p>
         </w:tc>
@@ -3685,6 +4326,71 @@
                 <w:b w:val="false"/>
                 <w:bCs w:val="false"/>
               </w:rPr>
+              <w:t xml:space="preserve">18</w:t>
+            </w:r>
+          </w:p>
+        </w:tc>
+        <w:tc>
+          <w:tcPr>
+            <w:tcW w:type="pct" w:w="22%"/>
+            <w:tcMar>
+              <w:top w:type="dxa" w:w="60"/>
+              <w:left w:type="dxa" w:w="90"/>
+              <w:bottom w:type="dxa" w:w="60"/>
+              <w:right w:type="dxa" w:w="90"/>
+            </w:tcMar>
+          </w:tcPr>
+          <w:p>
+            <w:r>
+              <w:rPr>
+                <w:b w:val="false"/>
+                <w:bCs w:val="false"/>
+              </w:rPr>
+              <w:t xml:space="preserve">Disp Type-B</w:t>
+            </w:r>
+          </w:p>
+        </w:tc>
+        <w:tc>
+          <w:tcPr>
+            <w:tcW w:type="pct" w:w="66%"/>
+            <w:tcMar>
+              <w:top w:type="dxa" w:w="60"/>
+              <w:left w:type="dxa" w:w="90"/>
+              <w:bottom w:type="dxa" w:w="60"/>
+              <w:right w:type="dxa" w:w="90"/>
+            </w:tcMar>
+          </w:tcPr>
+          <w:p>
+            <w:r>
+              <w:rPr>
+                <w:b w:val="false"/>
+                <w:bCs w:val="false"/>
+              </w:rPr>
+              <w:t xml:space="preserve">Отображение: частота+номер или имя+номер (дисплей B)</w:t>
+            </w:r>
+          </w:p>
+        </w:tc>
+      </w:tr>
+      <w:tr>
+        <w:trPr>
+          <w:tblHeader w:val="false"/>
+        </w:trPr>
+        <w:tc>
+          <w:tcPr>
+            <w:tcW w:type="pct" w:w="12%"/>
+            <w:tcMar>
+              <w:top w:type="dxa" w:w="60"/>
+              <w:left w:type="dxa" w:w="90"/>
+              <w:bottom w:type="dxa" w:w="60"/>
+              <w:right w:type="dxa" w:w="90"/>
+            </w:tcMar>
+          </w:tcPr>
+          <w:p>
+            <w:r>
+              <w:rPr>
+                <w:b w:val="false"/>
+                <w:bCs w:val="false"/>
+              </w:rPr>
               <w:t xml:space="preserve">19</w:t>
             </w:r>
           </w:p>
@@ -4205,7 +4911,7 @@
                 <w:b w:val="false"/>
                 <w:bCs w:val="false"/>
               </w:rPr>
-              <w:t xml:space="preserve">27-30</w:t>
+              <w:t xml:space="preserve">27</w:t>
             </w:r>
           </w:p>
         </w:tc>
@@ -4225,7 +4931,7 @@
                 <w:b w:val="false"/>
                 <w:bCs w:val="false"/>
               </w:rPr>
-              <w:t xml:space="preserve">PF1/PF2 S/L Press</w:t>
+              <w:t xml:space="preserve">PF1 S Press</w:t>
             </w:r>
           </w:p>
         </w:tc>
@@ -4245,7 +4951,7 @@
                 <w:b w:val="false"/>
                 <w:bCs w:val="false"/>
               </w:rPr>
-              <w:t xml:space="preserve">Назначение боковых клавиш: NONE, FM Radio, Lamp, TONE, Alarm, Weather, PTT2, OD PTT, Cancel Sq</w:t>
+              <w:t xml:space="preserve">Короткое нажатие PF1: NONE, FM Radio, Lamp, TONE, Alarm, Weather, PTT2, OD PTT</w:t>
             </w:r>
           </w:p>
         </w:tc>
@@ -4270,6 +4976,201 @@
                 <w:b w:val="false"/>
                 <w:bCs w:val="false"/>
               </w:rPr>
+              <w:t xml:space="preserve">28</w:t>
+            </w:r>
+          </w:p>
+        </w:tc>
+        <w:tc>
+          <w:tcPr>
+            <w:tcW w:type="pct" w:w="22%"/>
+            <w:tcMar>
+              <w:top w:type="dxa" w:w="60"/>
+              <w:left w:type="dxa" w:w="90"/>
+              <w:bottom w:type="dxa" w:w="60"/>
+              <w:right w:type="dxa" w:w="90"/>
+            </w:tcMar>
+          </w:tcPr>
+          <w:p>
+            <w:r>
+              <w:rPr>
+                <w:b w:val="false"/>
+                <w:bCs w:val="false"/>
+              </w:rPr>
+              <w:t xml:space="preserve">PF1 L Press</w:t>
+            </w:r>
+          </w:p>
+        </w:tc>
+        <w:tc>
+          <w:tcPr>
+            <w:tcW w:type="pct" w:w="66%"/>
+            <w:tcMar>
+              <w:top w:type="dxa" w:w="60"/>
+              <w:left w:type="dxa" w:w="90"/>
+              <w:bottom w:type="dxa" w:w="60"/>
+              <w:right w:type="dxa" w:w="90"/>
+            </w:tcMar>
+          </w:tcPr>
+          <w:p>
+            <w:r>
+              <w:rPr>
+                <w:b w:val="false"/>
+                <w:bCs w:val="false"/>
+              </w:rPr>
+              <w:t xml:space="preserve">Долгое нажатие PF1: NONE, FM Radio, Lamp, Cancel Sq, TONE, Alarm, Weather</w:t>
+            </w:r>
+          </w:p>
+        </w:tc>
+      </w:tr>
+      <w:tr>
+        <w:trPr>
+          <w:tblHeader w:val="false"/>
+        </w:trPr>
+        <w:tc>
+          <w:tcPr>
+            <w:tcW w:type="pct" w:w="12%"/>
+            <w:tcMar>
+              <w:top w:type="dxa" w:w="60"/>
+              <w:left w:type="dxa" w:w="90"/>
+              <w:bottom w:type="dxa" w:w="60"/>
+              <w:right w:type="dxa" w:w="90"/>
+            </w:tcMar>
+          </w:tcPr>
+          <w:p>
+            <w:r>
+              <w:rPr>
+                <w:b w:val="false"/>
+                <w:bCs w:val="false"/>
+              </w:rPr>
+              <w:t xml:space="preserve">29</w:t>
+            </w:r>
+          </w:p>
+        </w:tc>
+        <w:tc>
+          <w:tcPr>
+            <w:tcW w:type="pct" w:w="22%"/>
+            <w:tcMar>
+              <w:top w:type="dxa" w:w="60"/>
+              <w:left w:type="dxa" w:w="90"/>
+              <w:bottom w:type="dxa" w:w="60"/>
+              <w:right w:type="dxa" w:w="90"/>
+            </w:tcMar>
+          </w:tcPr>
+          <w:p>
+            <w:r>
+              <w:rPr>
+                <w:b w:val="false"/>
+                <w:bCs w:val="false"/>
+              </w:rPr>
+              <w:t xml:space="preserve">PF2 S Press</w:t>
+            </w:r>
+          </w:p>
+        </w:tc>
+        <w:tc>
+          <w:tcPr>
+            <w:tcW w:type="pct" w:w="66%"/>
+            <w:tcMar>
+              <w:top w:type="dxa" w:w="60"/>
+              <w:left w:type="dxa" w:w="90"/>
+              <w:bottom w:type="dxa" w:w="60"/>
+              <w:right w:type="dxa" w:w="90"/>
+            </w:tcMar>
+          </w:tcPr>
+          <w:p>
+            <w:r>
+              <w:rPr>
+                <w:b w:val="false"/>
+                <w:bCs w:val="false"/>
+              </w:rPr>
+              <w:t xml:space="preserve">Короткое нажатие PF2: NONE, FM Radio, Lamp, TONE, Alarm, Weather, PTT2, OD PTT</w:t>
+            </w:r>
+          </w:p>
+        </w:tc>
+      </w:tr>
+      <w:tr>
+        <w:trPr>
+          <w:tblHeader w:val="false"/>
+        </w:trPr>
+        <w:tc>
+          <w:tcPr>
+            <w:tcW w:type="pct" w:w="12%"/>
+            <w:tcMar>
+              <w:top w:type="dxa" w:w="60"/>
+              <w:left w:type="dxa" w:w="90"/>
+              <w:bottom w:type="dxa" w:w="60"/>
+              <w:right w:type="dxa" w:w="90"/>
+            </w:tcMar>
+          </w:tcPr>
+          <w:p>
+            <w:r>
+              <w:rPr>
+                <w:b w:val="false"/>
+                <w:bCs w:val="false"/>
+              </w:rPr>
+              <w:t xml:space="preserve">30</w:t>
+            </w:r>
+          </w:p>
+        </w:tc>
+        <w:tc>
+          <w:tcPr>
+            <w:tcW w:type="pct" w:w="22%"/>
+            <w:tcMar>
+              <w:top w:type="dxa" w:w="60"/>
+              <w:left w:type="dxa" w:w="90"/>
+              <w:bottom w:type="dxa" w:w="60"/>
+              <w:right w:type="dxa" w:w="90"/>
+            </w:tcMar>
+          </w:tcPr>
+          <w:p>
+            <w:r>
+              <w:rPr>
+                <w:b w:val="false"/>
+                <w:bCs w:val="false"/>
+              </w:rPr>
+              <w:t xml:space="preserve">PF2 L Press</w:t>
+            </w:r>
+          </w:p>
+        </w:tc>
+        <w:tc>
+          <w:tcPr>
+            <w:tcW w:type="pct" w:w="66%"/>
+            <w:tcMar>
+              <w:top w:type="dxa" w:w="60"/>
+              <w:left w:type="dxa" w:w="90"/>
+              <w:bottom w:type="dxa" w:w="60"/>
+              <w:right w:type="dxa" w:w="90"/>
+            </w:tcMar>
+          </w:tcPr>
+          <w:p>
+            <w:r>
+              <w:rPr>
+                <w:b w:val="false"/>
+                <w:bCs w:val="false"/>
+              </w:rPr>
+              <w:t xml:space="preserve">Долгое нажатие PF2: NONE, FM Radio, Lamp, Cancel Sq, TONE, Alarm, Weather</w:t>
+            </w:r>
+          </w:p>
+        </w:tc>
+      </w:tr>
+      <w:tr>
+        <w:trPr>
+          <w:tblHeader w:val="false"/>
+        </w:trPr>
+        <w:tc>
+          <w:tcPr>
+            <w:tcW w:type="pct" w:w="12%"/>
+            <w:tcMar>
+              <w:top w:type="dxa" w:w="60"/>
+              <w:left w:type="dxa" w:w="90"/>
+              <w:bottom w:type="dxa" w:w="60"/>
+              <w:right w:type="dxa" w:w="90"/>
+            </w:tcMar>
+          </w:tcPr>
+          <w:p>
+            <w:r>
+              <w:rPr>
+                <w:b w:val="false"/>
+                <w:bCs w:val="false"/>
+              </w:rPr>
               <w:t xml:space="preserve">31</w:t>
             </w:r>
           </w:p>
@@ -4790,7 +5691,7 @@
                 <w:b w:val="false"/>
                 <w:bCs w:val="false"/>
               </w:rPr>
-              <w:t xml:space="preserve">39-41</w:t>
+              <w:t xml:space="preserve">39</w:t>
             </w:r>
           </w:p>
         </w:tc>
@@ -4810,7 +5711,7 @@
                 <w:b w:val="false"/>
                 <w:bCs w:val="false"/>
               </w:rPr>
-              <w:t xml:space="preserve">200TX/350TX/500TX</w:t>
+              <w:t xml:space="preserve">200TX</w:t>
             </w:r>
           </w:p>
         </w:tc>
@@ -4830,7 +5731,137 @@
                 <w:b w:val="false"/>
                 <w:bCs w:val="false"/>
               </w:rPr>
-              <w:t xml:space="preserve">Открытие диапазонов 220/350/400+ МГц в VFO</w:t>
+              <w:t xml:space="preserve">Открытие диапазона 220-260 МГц в VFO</w:t>
+            </w:r>
+          </w:p>
+        </w:tc>
+      </w:tr>
+      <w:tr>
+        <w:trPr>
+          <w:tblHeader w:val="false"/>
+        </w:trPr>
+        <w:tc>
+          <w:tcPr>
+            <w:tcW w:type="pct" w:w="12%"/>
+            <w:tcMar>
+              <w:top w:type="dxa" w:w="60"/>
+              <w:left w:type="dxa" w:w="90"/>
+              <w:bottom w:type="dxa" w:w="60"/>
+              <w:right w:type="dxa" w:w="90"/>
+            </w:tcMar>
+          </w:tcPr>
+          <w:p>
+            <w:r>
+              <w:rPr>
+                <w:b w:val="false"/>
+                <w:bCs w:val="false"/>
+              </w:rPr>
+              <w:t xml:space="preserve">40</w:t>
+            </w:r>
+          </w:p>
+        </w:tc>
+        <w:tc>
+          <w:tcPr>
+            <w:tcW w:type="pct" w:w="22%"/>
+            <w:tcMar>
+              <w:top w:type="dxa" w:w="60"/>
+              <w:left w:type="dxa" w:w="90"/>
+              <w:bottom w:type="dxa" w:w="60"/>
+              <w:right w:type="dxa" w:w="90"/>
+            </w:tcMar>
+          </w:tcPr>
+          <w:p>
+            <w:r>
+              <w:rPr>
+                <w:b w:val="false"/>
+                <w:bCs w:val="false"/>
+              </w:rPr>
+              <w:t xml:space="preserve">350TX</w:t>
+            </w:r>
+          </w:p>
+        </w:tc>
+        <w:tc>
+          <w:tcPr>
+            <w:tcW w:type="pct" w:w="66%"/>
+            <w:tcMar>
+              <w:top w:type="dxa" w:w="60"/>
+              <w:left w:type="dxa" w:w="90"/>
+              <w:bottom w:type="dxa" w:w="60"/>
+              <w:right w:type="dxa" w:w="90"/>
+            </w:tcMar>
+          </w:tcPr>
+          <w:p>
+            <w:r>
+              <w:rPr>
+                <w:b w:val="false"/>
+                <w:bCs w:val="false"/>
+              </w:rPr>
+              <w:t xml:space="preserve">Открытие диапазона 350-390 МГц в VFO</w:t>
+            </w:r>
+          </w:p>
+        </w:tc>
+      </w:tr>
+      <w:tr>
+        <w:trPr>
+          <w:tblHeader w:val="false"/>
+        </w:trPr>
+        <w:tc>
+          <w:tcPr>
+            <w:tcW w:type="pct" w:w="12%"/>
+            <w:tcMar>
+              <w:top w:type="dxa" w:w="60"/>
+              <w:left w:type="dxa" w:w="90"/>
+              <w:bottom w:type="dxa" w:w="60"/>
+              <w:right w:type="dxa" w:w="90"/>
+            </w:tcMar>
+          </w:tcPr>
+          <w:p>
+            <w:r>
+              <w:rPr>
+                <w:b w:val="false"/>
+                <w:bCs w:val="false"/>
+              </w:rPr>
+              <w:t xml:space="preserve">41</w:t>
+            </w:r>
+          </w:p>
+        </w:tc>
+        <w:tc>
+          <w:tcPr>
+            <w:tcW w:type="pct" w:w="22%"/>
+            <w:tcMar>
+              <w:top w:type="dxa" w:w="60"/>
+              <w:left w:type="dxa" w:w="90"/>
+              <w:bottom w:type="dxa" w:w="60"/>
+              <w:right w:type="dxa" w:w="90"/>
+            </w:tcMar>
+          </w:tcPr>
+          <w:p>
+            <w:r>
+              <w:rPr>
+                <w:b w:val="false"/>
+                <w:bCs w:val="false"/>
+              </w:rPr>
+              <w:t xml:space="preserve">500TX</w:t>
+            </w:r>
+          </w:p>
+        </w:tc>
+        <w:tc>
+          <w:tcPr>
+            <w:tcW w:type="pct" w:w="66%"/>
+            <w:tcMar>
+              <w:top w:type="dxa" w:w="60"/>
+              <w:left w:type="dxa" w:w="90"/>
+              <w:bottom w:type="dxa" w:w="60"/>
+              <w:right w:type="dxa" w:w="90"/>
+            </w:tcMar>
+          </w:tcPr>
+          <w:p>
+            <w:r>
+              <w:rPr>
+                <w:b w:val="false"/>
+                <w:bCs w:val="false"/>
+              </w:rPr>
+              <w:t xml:space="preserve">Открытие верхнего UHF (до 520 МГц) в VFO</w:t>
             </w:r>
           </w:p>
         </w:tc>
@@ -5857,7 +6888,7 @@
         <w:spacing w:after="100" w:before="200"/>
       </w:pPr>
       <w:r>
-        <w:t xml:space="preserve">7.33-7.39 Аналоговые настройки, информация, сканирование, Bluetooth, прошивка, GNSS</w:t>
+        <w:t xml:space="preserve">7.33 Analog Set</w:t>
       </w:r>
     </w:p>
     <w:p>
@@ -5870,7 +6901,7 @@
         <w:spacing w:after="60"/>
       </w:pPr>
       <w:r>
-        <w:t xml:space="preserve">Analog Set: калибровка частоты (UHF/VHF), громкость AM 1-5.</w:t>
+        <w:t xml:space="preserve">№1 Frequency Calibration: калибровка частоты (UHF/VHF).</w:t>
       </w:r>
     </w:p>
     <w:p>
@@ -5883,7 +6914,16 @@
         <w:spacing w:after="60"/>
       </w:pPr>
       <w:r>
-        <w:t xml:space="preserve">Radio Information: версии и ID рации, а также версия/позывной APRS.</w:t>
+        <w:t xml:space="preserve">№2 AM Volume Level: громкость AM 1-5.</w:t>
+      </w:r>
+    </w:p>
+    <w:p>
+      <w:pPr>
+        <w:pStyle w:val="Heading2"/>
+        <w:spacing w:after="100" w:before="200"/>
+      </w:pPr>
+      <w:r>
+        <w:t xml:space="preserve">7.34 Radio Information</w:t>
       </w:r>
     </w:p>
     <w:p>
@@ -5896,7 +6936,7 @@
         <w:spacing w:after="60"/>
       </w:pPr>
       <w:r>
-        <w:t xml:space="preserve">Scan: режимы TO/CO/SE, поиск DCS, время удержания, быстрый поиск частоты (долгое нажатие клавиши 1; сохранение - [Menu], пересъём - *).</w:t>
+        <w:t xml:space="preserve">№1 Versions Info: Radio ID, Radio Alias, версия прошивки, версия железа.</w:t>
       </w:r>
     </w:p>
     <w:p>
@@ -5909,7 +6949,16 @@
         <w:spacing w:after="60"/>
       </w:pPr>
       <w:r>
-        <w:t xml:space="preserve">Bluetooth: ON/OFF, режим Receiver/Emitter, имя (TD-H9xxxx), сопряжение, OD PTT, режимы OD, усиление микрофона/динамика, PIN-код.</w:t>
+        <w:t xml:space="preserve">№2 APRS Info: APRS Call, версия прошивки APRS, версия железа APRS.</w:t>
+      </w:r>
+    </w:p>
+    <w:p>
+      <w:pPr>
+        <w:pStyle w:val="Heading2"/>
+        <w:spacing w:after="100" w:before="200"/>
+      </w:pPr>
+      <w:r>
+        <w:t xml:space="preserve">7.35 Scan</w:t>
       </w:r>
     </w:p>
     <w:p>
@@ -5922,7 +6971,7 @@
         <w:spacing w:after="60"/>
       </w:pPr>
       <w:r>
-        <w:t xml:space="preserve">Прошивка: обновление через web.odmaster.net → Remote Control Program → Upgrade Firmware.</w:t>
+        <w:t xml:space="preserve">№1 Scan Mode: TO / CO / SE.</w:t>
       </w:r>
     </w:p>
     <w:p>
@@ -5935,7 +6984,7 @@
         <w:spacing w:after="60"/>
       </w:pPr>
       <w:r>
-        <w:t xml:space="preserve">GNSS: вкл/выкл GPS, информация (координаты, скорость, спутники), форматы координат, часовой пояс, единицы, фиксированные координаты (подтверждение клавишей #).</w:t>
+        <w:t xml:space="preserve">№2 SEEK DCS: поиск CTCSS/DCS/R-DCS (не в канальном режиме).</w:t>
       </w:r>
     </w:p>
     <w:p>
@@ -5948,7 +6997,20 @@
         <w:spacing w:after="60"/>
       </w:pPr>
       <w:r>
-        <w:t xml:space="preserve">Site Type: Fix Coordinates или GPS Coordinates.</w:t>
+        <w:t xml:space="preserve">№3 Hang Time: время удержания (шаг 0,5 с, по умолчанию 1 с).</w:t>
+      </w:r>
+    </w:p>
+    <w:p>
+      <w:pPr>
+        <w:pStyle w:val="ListParagraph"/>
+        <w:numPr>
+          <w:ilvl w:val="0"/>
+          <w:numId w:val="1"/>
+        </w:numPr>
+        <w:spacing w:after="60"/>
+      </w:pPr>
+      <w:r>
+        <w:t xml:space="preserve">№4 Scan Freq: быстрый поиск частоты (долгое нажатие клавиши 1; сохранение - [Menu], пересъём - *).</w:t>
       </w:r>
     </w:p>
     <w:p>
@@ -5957,7 +7019,162 @@
         <w:spacing w:after="100" w:before="200"/>
       </w:pPr>
       <w:r>
-        <w:t xml:space="preserve">7.40-7.41 APRS</w:t>
+        <w:t xml:space="preserve">7.36 Bluetooth</w:t>
+      </w:r>
+    </w:p>
+    <w:p>
+      <w:pPr>
+        <w:pStyle w:val="ListParagraph"/>
+        <w:numPr>
+          <w:ilvl w:val="0"/>
+          <w:numId w:val="1"/>
+        </w:numPr>
+        <w:spacing w:after="60"/>
+      </w:pPr>
+      <w:r>
+        <w:t xml:space="preserve">№1 BT ON/OFF, №2 BT Mode (Receiver/Emitter), №3 BT Name (TD-H9xxxx), №4 BT Pairing.</w:t>
+      </w:r>
+    </w:p>
+    <w:p>
+      <w:pPr>
+        <w:pStyle w:val="ListParagraph"/>
+        <w:numPr>
+          <w:ilvl w:val="0"/>
+          <w:numId w:val="1"/>
+        </w:numPr>
+        <w:spacing w:after="60"/>
+      </w:pPr>
+      <w:r>
+        <w:t xml:space="preserve">№5 OD PTT (OD / OD+Analog), №6 OD Mode (Local/Forward/Full).</w:t>
+      </w:r>
+    </w:p>
+    <w:p>
+      <w:pPr>
+        <w:pStyle w:val="ListParagraph"/>
+        <w:numPr>
+          <w:ilvl w:val="0"/>
+          <w:numId w:val="1"/>
+        </w:numPr>
+        <w:spacing w:after="60"/>
+      </w:pPr>
+      <w:r>
+        <w:t xml:space="preserve">№7 BT Int MIC, №8 BT Int Spk, №9 BT MIC Gain (1-5), №10 BT Spk Gain (1-5), №11 BT Pin Code.</w:t>
+      </w:r>
+    </w:p>
+    <w:p>
+      <w:pPr>
+        <w:pStyle w:val="Heading2"/>
+        <w:spacing w:after="100" w:before="200"/>
+      </w:pPr>
+      <w:r>
+        <w:t xml:space="preserve">7.37 Firmware Upgrade</w:t>
+      </w:r>
+    </w:p>
+    <w:p>
+      <w:pPr>
+        <w:spacing w:after="140"/>
+      </w:pPr>
+      <w:r>
+        <w:rPr>
+          <w:b w:val="false"/>
+          <w:bCs w:val="false"/>
+          <w:i w:val="false"/>
+          <w:iCs w:val="false"/>
+        </w:rPr>
+        <w:t xml:space="preserve">Обновление прошивки: web.odmaster.net → Remote Control Program → Upgrade Firmware → шаги на экране.</w:t>
+      </w:r>
+    </w:p>
+    <w:p>
+      <w:pPr>
+        <w:pStyle w:val="Heading2"/>
+        <w:spacing w:after="100" w:before="200"/>
+      </w:pPr>
+      <w:r>
+        <w:t xml:space="preserve">7.38 GNSS</w:t>
+      </w:r>
+    </w:p>
+    <w:p>
+      <w:pPr>
+        <w:pStyle w:val="ListParagraph"/>
+        <w:numPr>
+          <w:ilvl w:val="0"/>
+          <w:numId w:val="1"/>
+        </w:numPr>
+        <w:spacing w:after="60"/>
+      </w:pPr>
+      <w:r>
+        <w:t xml:space="preserve">№1 GPS ON/OFF, №2 GPS Information (координаты, скорость, спутники).</w:t>
+      </w:r>
+    </w:p>
+    <w:p>
+      <w:pPr>
+        <w:pStyle w:val="ListParagraph"/>
+        <w:numPr>
+          <w:ilvl w:val="0"/>
+          <w:numId w:val="1"/>
+        </w:numPr>
+        <w:spacing w:after="60"/>
+      </w:pPr>
+      <w:r>
+        <w:t xml:space="preserve">№3 Position (Deg / Deg.min / Deg.min.s), №4 Time Zone (UTC-12…+12).</w:t>
+      </w:r>
+    </w:p>
+    <w:p>
+      <w:pPr>
+        <w:pStyle w:val="ListParagraph"/>
+        <w:numPr>
+          <w:ilvl w:val="0"/>
+          <w:numId w:val="1"/>
+        </w:numPr>
+        <w:spacing w:after="60"/>
+      </w:pPr>
+      <w:r>
+        <w:t xml:space="preserve">№5 Speed Nit (Km/h / Knot / Mpt), №6 Distance Unit, №7 Altitude Unit (M / Ft).</w:t>
+      </w:r>
+    </w:p>
+    <w:p>
+      <w:pPr>
+        <w:pStyle w:val="ListParagraph"/>
+        <w:numPr>
+          <w:ilvl w:val="0"/>
+          <w:numId w:val="1"/>
+        </w:numPr>
+        <w:spacing w:after="60"/>
+      </w:pPr>
+      <w:r>
+        <w:t xml:space="preserve">№8 Fixed Latitude, №9 Fixed Longitude, №10 Fixed Altitude (подтверждение клавишей #).</w:t>
+      </w:r>
+    </w:p>
+    <w:p>
+      <w:pPr>
+        <w:pStyle w:val="Heading2"/>
+        <w:spacing w:after="100" w:before="200"/>
+      </w:pPr>
+      <w:r>
+        <w:t xml:space="preserve">7.39 Site Type</w:t>
+      </w:r>
+    </w:p>
+    <w:p>
+      <w:pPr>
+        <w:spacing w:after="140"/>
+      </w:pPr>
+      <w:r>
+        <w:rPr>
+          <w:b w:val="false"/>
+          <w:bCs w:val="false"/>
+          <w:i w:val="false"/>
+          <w:iCs w:val="false"/>
+        </w:rPr>
+        <w:t xml:space="preserve">Fix Coordinates или GPS Coordinates.</w:t>
+      </w:r>
+    </w:p>
+    <w:p>
+      <w:pPr>
+        <w:pStyle w:val="Heading2"/>
+        <w:spacing w:after="100" w:before="200"/>
+      </w:pPr>
+      <w:r>
+        <w:t xml:space="preserve">7.40 APRS</w:t>
       </w:r>
     </w:p>
     <w:tbl>
@@ -6596,6 +7813,15 @@
             </a:graphic>
           </wp:inline>
         </w:drawing>
+      </w:r>
+    </w:p>
+    <w:p>
+      <w:pPr>
+        <w:pStyle w:val="Heading2"/>
+        <w:spacing w:after="100" w:before="200"/>
+      </w:pPr>
+      <w:r>
+        <w:t xml:space="preserve">7.41 Подробное описание функций APRS</w:t>
       </w:r>
     </w:p>
     <w:p>

--- a/TD-H9_manual_ru.docx
+++ b/TD-H9_manual_ru.docx
@@ -1635,167 +1635,8 @@
         <w:spacing w:after="100" w:before="200"/>
       </w:pPr>
       <w:r>
-        <w:t xml:space="preserve">Светодиодные индикаторы</w:t>
+        <w:t xml:space="preserve">4.2 ЖК-дисплей. Значки</w:t>
       </w:r>
-    </w:p>
-    <w:tbl>
-      <w:tblPr>
-        <w:tblW w:type="pct" w:w="100%"/>
-        <w:tblBorders>
-          <w:top w:val="single" w:color="CCCCCC" w:sz="4"/>
-          <w:left w:val="single" w:color="CCCCCC" w:sz="4"/>
-          <w:bottom w:val="single" w:color="CCCCCC" w:sz="4"/>
-          <w:right w:val="single" w:color="CCCCCC" w:sz="4"/>
-          <w:insideH w:val="single" w:color="CCCCCC" w:sz="4"/>
-          <w:insideV w:val="single" w:color="CCCCCC" w:sz="4"/>
-        </w:tblBorders>
-      </w:tblPr>
-      <w:tblGrid>
-        <w:gridCol w:w="100"/>
-        <w:gridCol w:w="100"/>
-      </w:tblGrid>
-      <w:tr>
-        <w:trPr>
-          <w:tblHeader/>
-        </w:trPr>
-        <w:tc>
-          <w:tcPr>
-            <w:tcW w:type="pct" w:w="40%"/>
-            <w:shd w:fill="EDF1F5" w:color="auto" w:val="clear"/>
-            <w:tcMar>
-              <w:top w:type="dxa" w:w="60"/>
-              <w:left w:type="dxa" w:w="90"/>
-              <w:bottom w:type="dxa" w:w="60"/>
-              <w:right w:type="dxa" w:w="90"/>
-            </w:tcMar>
-          </w:tcPr>
-          <w:p>
-            <w:r>
-              <w:rPr>
-                <w:b/>
-                <w:bCs/>
-              </w:rPr>
-              <w:t xml:space="preserve">Индикатор</w:t>
-            </w:r>
-          </w:p>
-        </w:tc>
-        <w:tc>
-          <w:tcPr>
-            <w:tcW w:type="pct" w:w="60%"/>
-            <w:shd w:fill="EDF1F5" w:color="auto" w:val="clear"/>
-            <w:tcMar>
-              <w:top w:type="dxa" w:w="60"/>
-              <w:left w:type="dxa" w:w="90"/>
-              <w:bottom w:type="dxa" w:w="60"/>
-              <w:right w:type="dxa" w:w="90"/>
-            </w:tcMar>
-          </w:tcPr>
-          <w:p>
-            <w:r>
-              <w:rPr>
-                <w:b/>
-                <w:bCs/>
-              </w:rPr>
-              <w:t xml:space="preserve">Состояние рации</w:t>
-            </w:r>
-          </w:p>
-        </w:tc>
-      </w:tr>
-      <w:tr>
-        <w:trPr>
-          <w:tblHeader w:val="false"/>
-        </w:trPr>
-        <w:tc>
-          <w:tcPr>
-            <w:tcW w:type="pct" w:w="40%"/>
-            <w:tcMar>
-              <w:top w:type="dxa" w:w="60"/>
-              <w:left w:type="dxa" w:w="90"/>
-              <w:bottom w:type="dxa" w:w="60"/>
-              <w:right w:type="dxa" w:w="90"/>
-            </w:tcMar>
-          </w:tcPr>
-          <w:p>
-            <w:r>
-              <w:rPr>
-                <w:b w:val="false"/>
-                <w:bCs w:val="false"/>
-              </w:rPr>
-              <w:t xml:space="preserve">Постоянно красный</w:t>
-            </w:r>
-          </w:p>
-        </w:tc>
-        <w:tc>
-          <w:tcPr>
-            <w:tcW w:type="pct" w:w="60%"/>
-            <w:tcMar>
-              <w:top w:type="dxa" w:w="60"/>
-              <w:left w:type="dxa" w:w="90"/>
-              <w:bottom w:type="dxa" w:w="60"/>
-              <w:right w:type="dxa" w:w="90"/>
-            </w:tcMar>
-          </w:tcPr>
-          <w:p>
-            <w:r>
-              <w:rPr>
-                <w:b w:val="false"/>
-                <w:bCs w:val="false"/>
-              </w:rPr>
-              <w:t xml:space="preserve">Передача</w:t>
-            </w:r>
-          </w:p>
-        </w:tc>
-      </w:tr>
-      <w:tr>
-        <w:trPr>
-          <w:tblHeader w:val="false"/>
-        </w:trPr>
-        <w:tc>
-          <w:tcPr>
-            <w:tcW w:type="pct" w:w="40%"/>
-            <w:tcMar>
-              <w:top w:type="dxa" w:w="60"/>
-              <w:left w:type="dxa" w:w="90"/>
-              <w:bottom w:type="dxa" w:w="60"/>
-              <w:right w:type="dxa" w:w="90"/>
-            </w:tcMar>
-          </w:tcPr>
-          <w:p>
-            <w:r>
-              <w:rPr>
-                <w:b w:val="false"/>
-                <w:bCs w:val="false"/>
-              </w:rPr>
-              <w:t xml:space="preserve">Постоянно зелёный</w:t>
-            </w:r>
-          </w:p>
-        </w:tc>
-        <w:tc>
-          <w:tcPr>
-            <w:tcW w:type="pct" w:w="60%"/>
-            <w:tcMar>
-              <w:top w:type="dxa" w:w="60"/>
-              <w:left w:type="dxa" w:w="90"/>
-              <w:bottom w:type="dxa" w:w="60"/>
-              <w:right w:type="dxa" w:w="90"/>
-            </w:tcMar>
-          </w:tcPr>
-          <w:p>
-            <w:r>
-              <w:rPr>
-                <w:b w:val="false"/>
-                <w:bCs w:val="false"/>
-              </w:rPr>
-              <w:t xml:space="preserve">Приём</w:t>
-            </w:r>
-          </w:p>
-        </w:tc>
-      </w:tr>
-    </w:tbl>
-    <w:p>
-      <w:pPr>
-        <w:spacing w:after="80"/>
-      </w:pPr>
     </w:p>
     <w:p>
       <w:pPr>
@@ -1842,6 +1683,395 @@
           </wp:inline>
         </w:drawing>
       </w:r>
+    </w:p>
+    <w:p>
+      <w:pPr>
+        <w:pStyle w:val="ListParagraph"/>
+        <w:numPr>
+          <w:ilvl w:val="0"/>
+          <w:numId w:val="1"/>
+        </w:numPr>
+        <w:spacing w:after="60"/>
+      </w:pPr>
+      <w:r>
+        <w:t xml:space="preserve">1. Индикатор силы сигнала (4 уровня).</w:t>
+      </w:r>
+    </w:p>
+    <w:p>
+      <w:pPr>
+        <w:pStyle w:val="ListParagraph"/>
+        <w:numPr>
+          <w:ilvl w:val="0"/>
+          <w:numId w:val="1"/>
+        </w:numPr>
+        <w:spacing w:after="60"/>
+      </w:pPr>
+      <w:r>
+        <w:t xml:space="preserve">2. Высокая мощность передачи / низкая мощность передачи.</w:t>
+      </w:r>
+    </w:p>
+    <w:p>
+      <w:pPr>
+        <w:pStyle w:val="ListParagraph"/>
+        <w:numPr>
+          <w:ilvl w:val="0"/>
+          <w:numId w:val="1"/>
+        </w:numPr>
+        <w:spacing w:after="60"/>
+      </w:pPr>
+      <w:r>
+        <w:t xml:space="preserve">3. Звук голоса/клавиш (не показывается, если оба выключены).</w:t>
+      </w:r>
+    </w:p>
+    <w:p>
+      <w:pPr>
+        <w:pStyle w:val="ListParagraph"/>
+        <w:numPr>
+          <w:ilvl w:val="0"/>
+          <w:numId w:val="1"/>
+        </w:numPr>
+        <w:spacing w:after="60"/>
+      </w:pPr>
+      <w:r>
+        <w:t xml:space="preserve">4. Текущий тон: DCS или CTCSS.</w:t>
+      </w:r>
+    </w:p>
+    <w:p>
+      <w:pPr>
+        <w:pStyle w:val="ListParagraph"/>
+        <w:numPr>
+          <w:ilvl w:val="0"/>
+          <w:numId w:val="1"/>
+        </w:numPr>
+        <w:spacing w:after="60"/>
+      </w:pPr>
+      <w:r>
+        <w:t xml:space="preserve">5. Офсет «вверх» (TX выше RX) - доступ к репитеру в режиме VFO.</w:t>
+      </w:r>
+    </w:p>
+    <w:p>
+      <w:pPr>
+        <w:pStyle w:val="ListParagraph"/>
+        <w:numPr>
+          <w:ilvl w:val="0"/>
+          <w:numId w:val="1"/>
+        </w:numPr>
+        <w:spacing w:after="60"/>
+      </w:pPr>
+      <w:r>
+        <w:t xml:space="preserve">6. Офсет «вниз» (TX ниже RX).</w:t>
+      </w:r>
+    </w:p>
+    <w:p>
+      <w:pPr>
+        <w:pStyle w:val="ListParagraph"/>
+        <w:numPr>
+          <w:ilvl w:val="0"/>
+          <w:numId w:val="1"/>
+        </w:numPr>
+        <w:spacing w:after="60"/>
+      </w:pPr>
+      <w:r>
+        <w:t xml:space="preserve">7. Двойное наблюдение (dual watch) включено.</w:t>
+      </w:r>
+    </w:p>
+    <w:p>
+      <w:pPr>
+        <w:pStyle w:val="ListParagraph"/>
+        <w:numPr>
+          <w:ilvl w:val="0"/>
+          <w:numId w:val="1"/>
+        </w:numPr>
+        <w:spacing w:after="60"/>
+      </w:pPr>
+      <w:r>
+        <w:t xml:space="preserve">8. Клавиатура заблокирована; удерживайте [*] для разблокировки.</w:t>
+      </w:r>
+    </w:p>
+    <w:p>
+      <w:pPr>
+        <w:pStyle w:val="ListParagraph"/>
+        <w:numPr>
+          <w:ilvl w:val="0"/>
+          <w:numId w:val="1"/>
+        </w:numPr>
+        <w:spacing w:after="60"/>
+      </w:pPr>
+      <w:r>
+        <w:t xml:space="preserve">9. Энергосбережение включено.</w:t>
+      </w:r>
+    </w:p>
+    <w:p>
+      <w:pPr>
+        <w:pStyle w:val="ListParagraph"/>
+        <w:numPr>
+          <w:ilvl w:val="0"/>
+          <w:numId w:val="1"/>
+        </w:numPr>
+        <w:spacing w:after="60"/>
+      </w:pPr>
+      <w:r>
+        <w:t xml:space="preserve">10. Канал в узкополосном режиме.</w:t>
+      </w:r>
+    </w:p>
+    <w:p>
+      <w:pPr>
+        <w:pStyle w:val="ListParagraph"/>
+        <w:numPr>
+          <w:ilvl w:val="0"/>
+          <w:numId w:val="1"/>
+        </w:numPr>
+        <w:spacing w:after="60"/>
+      </w:pPr>
+      <w:r>
+        <w:t xml:space="preserve">11. Канал в широкополосном режиме.</w:t>
+      </w:r>
+    </w:p>
+    <w:p>
+      <w:pPr>
+        <w:pStyle w:val="ListParagraph"/>
+        <w:numPr>
+          <w:ilvl w:val="0"/>
+          <w:numId w:val="1"/>
+        </w:numPr>
+        <w:spacing w:after="60"/>
+      </w:pPr>
+      <w:r>
+        <w:t xml:space="preserve">12. Уровень заряда батареи; при разрядке рамка мигает (передача невозможна).</w:t>
+      </w:r>
+    </w:p>
+    <w:p>
+      <w:pPr>
+        <w:pStyle w:val="ListParagraph"/>
+        <w:numPr>
+          <w:ilvl w:val="0"/>
+          <w:numId w:val="1"/>
+        </w:numPr>
+        <w:spacing w:after="60"/>
+      </w:pPr>
+      <w:r>
+        <w:t xml:space="preserve">13. Значок OD-передачи.</w:t>
+      </w:r>
+    </w:p>
+    <w:p>
+      <w:pPr>
+        <w:pStyle w:val="ListParagraph"/>
+        <w:numPr>
+          <w:ilvl w:val="0"/>
+          <w:numId w:val="1"/>
+        </w:numPr>
+        <w:spacing w:after="60"/>
+      </w:pPr>
+      <w:r>
+        <w:t xml:space="preserve">14. Значок OD-приёма.</w:t>
+      </w:r>
+    </w:p>
+    <w:p>
+      <w:pPr>
+        <w:pStyle w:val="ListParagraph"/>
+        <w:numPr>
+          <w:ilvl w:val="0"/>
+          <w:numId w:val="1"/>
+        </w:numPr>
+        <w:spacing w:after="60"/>
+      </w:pPr>
+      <w:r>
+        <w:t xml:space="preserve">15. Bluetooth включён, не подключён (белый значок).</w:t>
+      </w:r>
+    </w:p>
+    <w:p>
+      <w:pPr>
+        <w:pStyle w:val="ListParagraph"/>
+        <w:numPr>
+          <w:ilvl w:val="0"/>
+          <w:numId w:val="1"/>
+        </w:numPr>
+        <w:spacing w:after="60"/>
+      </w:pPr>
+      <w:r>
+        <w:t xml:space="preserve">16. Bluetooth подключён (синий значок).</w:t>
+      </w:r>
+    </w:p>
+    <w:p>
+      <w:pPr>
+        <w:pStyle w:val="ListParagraph"/>
+        <w:numPr>
+          <w:ilvl w:val="0"/>
+          <w:numId w:val="1"/>
+        </w:numPr>
+        <w:spacing w:after="60"/>
+      </w:pPr>
+      <w:r>
+        <w:t xml:space="preserve">17. Индикатор громкости.</w:t>
+      </w:r>
+    </w:p>
+    <w:p>
+      <w:pPr>
+        <w:pStyle w:val="Heading2"/>
+        <w:spacing w:after="100" w:before="200"/>
+      </w:pPr>
+      <w:r>
+        <w:t xml:space="preserve">4.3 Светодиодные индикаторы</w:t>
+      </w:r>
+    </w:p>
+    <w:tbl>
+      <w:tblPr>
+        <w:tblW w:type="pct" w:w="100%"/>
+        <w:tblBorders>
+          <w:top w:val="single" w:color="CCCCCC" w:sz="4"/>
+          <w:left w:val="single" w:color="CCCCCC" w:sz="4"/>
+          <w:bottom w:val="single" w:color="CCCCCC" w:sz="4"/>
+          <w:right w:val="single" w:color="CCCCCC" w:sz="4"/>
+          <w:insideH w:val="single" w:color="CCCCCC" w:sz="4"/>
+          <w:insideV w:val="single" w:color="CCCCCC" w:sz="4"/>
+        </w:tblBorders>
+      </w:tblPr>
+      <w:tblGrid>
+        <w:gridCol w:w="100"/>
+        <w:gridCol w:w="100"/>
+      </w:tblGrid>
+      <w:tr>
+        <w:trPr>
+          <w:tblHeader/>
+        </w:trPr>
+        <w:tc>
+          <w:tcPr>
+            <w:tcW w:type="pct" w:w="40%"/>
+            <w:shd w:fill="EDF1F5" w:color="auto" w:val="clear"/>
+            <w:tcMar>
+              <w:top w:type="dxa" w:w="60"/>
+              <w:left w:type="dxa" w:w="90"/>
+              <w:bottom w:type="dxa" w:w="60"/>
+              <w:right w:type="dxa" w:w="90"/>
+            </w:tcMar>
+          </w:tcPr>
+          <w:p>
+            <w:r>
+              <w:rPr>
+                <w:b/>
+                <w:bCs/>
+              </w:rPr>
+              <w:t xml:space="preserve">Индикатор</w:t>
+            </w:r>
+          </w:p>
+        </w:tc>
+        <w:tc>
+          <w:tcPr>
+            <w:tcW w:type="pct" w:w="60%"/>
+            <w:shd w:fill="EDF1F5" w:color="auto" w:val="clear"/>
+            <w:tcMar>
+              <w:top w:type="dxa" w:w="60"/>
+              <w:left w:type="dxa" w:w="90"/>
+              <w:bottom w:type="dxa" w:w="60"/>
+              <w:right w:type="dxa" w:w="90"/>
+            </w:tcMar>
+          </w:tcPr>
+          <w:p>
+            <w:r>
+              <w:rPr>
+                <w:b/>
+                <w:bCs/>
+              </w:rPr>
+              <w:t xml:space="preserve">Состояние рации</w:t>
+            </w:r>
+          </w:p>
+        </w:tc>
+      </w:tr>
+      <w:tr>
+        <w:trPr>
+          <w:tblHeader w:val="false"/>
+        </w:trPr>
+        <w:tc>
+          <w:tcPr>
+            <w:tcW w:type="pct" w:w="40%"/>
+            <w:tcMar>
+              <w:top w:type="dxa" w:w="60"/>
+              <w:left w:type="dxa" w:w="90"/>
+              <w:bottom w:type="dxa" w:w="60"/>
+              <w:right w:type="dxa" w:w="90"/>
+            </w:tcMar>
+          </w:tcPr>
+          <w:p>
+            <w:r>
+              <w:rPr>
+                <w:b w:val="false"/>
+                <w:bCs w:val="false"/>
+              </w:rPr>
+              <w:t xml:space="preserve">Постоянно красный</w:t>
+            </w:r>
+          </w:p>
+        </w:tc>
+        <w:tc>
+          <w:tcPr>
+            <w:tcW w:type="pct" w:w="60%"/>
+            <w:tcMar>
+              <w:top w:type="dxa" w:w="60"/>
+              <w:left w:type="dxa" w:w="90"/>
+              <w:bottom w:type="dxa" w:w="60"/>
+              <w:right w:type="dxa" w:w="90"/>
+            </w:tcMar>
+          </w:tcPr>
+          <w:p>
+            <w:r>
+              <w:rPr>
+                <w:b w:val="false"/>
+                <w:bCs w:val="false"/>
+              </w:rPr>
+              <w:t xml:space="preserve">Передача</w:t>
+            </w:r>
+          </w:p>
+        </w:tc>
+      </w:tr>
+      <w:tr>
+        <w:trPr>
+          <w:tblHeader w:val="false"/>
+        </w:trPr>
+        <w:tc>
+          <w:tcPr>
+            <w:tcW w:type="pct" w:w="40%"/>
+            <w:tcMar>
+              <w:top w:type="dxa" w:w="60"/>
+              <w:left w:type="dxa" w:w="90"/>
+              <w:bottom w:type="dxa" w:w="60"/>
+              <w:right w:type="dxa" w:w="90"/>
+            </w:tcMar>
+          </w:tcPr>
+          <w:p>
+            <w:r>
+              <w:rPr>
+                <w:b w:val="false"/>
+                <w:bCs w:val="false"/>
+              </w:rPr>
+              <w:t xml:space="preserve">Постоянно зелёный</w:t>
+            </w:r>
+          </w:p>
+        </w:tc>
+        <w:tc>
+          <w:tcPr>
+            <w:tcW w:type="pct" w:w="60%"/>
+            <w:tcMar>
+              <w:top w:type="dxa" w:w="60"/>
+              <w:left w:type="dxa" w:w="90"/>
+              <w:bottom w:type="dxa" w:w="60"/>
+              <w:right w:type="dxa" w:w="90"/>
+            </w:tcMar>
+          </w:tcPr>
+          <w:p>
+            <w:r>
+              <w:rPr>
+                <w:b w:val="false"/>
+                <w:bCs w:val="false"/>
+              </w:rPr>
+              <w:t xml:space="preserve">Приём</w:t>
+            </w:r>
+          </w:p>
+        </w:tc>
+      </w:tr>
+    </w:tbl>
+    <w:p>
+      <w:pPr>
+        <w:spacing w:after="80"/>
+      </w:pPr>
     </w:p>
     <w:p>
       <w:pPr>

--- a/TD-H9_manual_ru.docx
+++ b/TD-H9_manual_ru.docx
@@ -2,7 +2,7 @@
 <file path=word/document.xml><?xml version="1.0" encoding="utf-8"?>
 <w:document xmlns:w="http://schemas.openxmlformats.org/wordprocessingml/2006/main" xmlns:m="http://schemas.openxmlformats.org/officeDocument/2006/math" xmlns:r="http://schemas.openxmlformats.org/officeDocument/2006/relationships" xmlns:o="urn:schemas-microsoft-com:office:office" xmlns:v="urn:schemas-microsoft-com:vml" xmlns:w10="urn:schemas-microsoft-com:office:word" xmlns:a="http://schemas.openxmlformats.org/drawingml/2006/main" xmlns:pic="http://schemas.openxmlformats.org/drawingml/2006/picture" xmlns:wp="http://schemas.openxmlformats.org/drawingml/2006/wordprocessingDrawing">
   <w:body>
-    <w:bookmarkStart w:id="213" w:name="tidradio-td-h9-руководство-пользователя"/>
+    <w:bookmarkStart w:id="215" w:name="tidradio-td-h9-руководство-пользователя"/>
     <w:p>
       <w:pPr>
         <w:pStyle w:val="Heading1"/>
@@ -24965,7 +24965,7 @@
       </w:tr>
     </w:tbl>
     <w:bookmarkEnd w:id="203"/>
-    <w:bookmarkStart w:id="210" w:name="приложение-e.-программное-обеспечение"/>
+    <w:bookmarkStart w:id="212" w:name="приложение-e.-программное-обеспечение"/>
     <w:p>
       <w:pPr>
         <w:pStyle w:val="Heading2"/>
@@ -25116,6 +25116,68 @@
               <w:jc w:val="left"/>
             </w:pPr>
             <w:r>
+              <w:t xml:space="preserve">Альтернативный APRSDroid</w:t>
+            </w:r>
+          </w:p>
+        </w:tc>
+        <w:tc>
+          <w:tcPr/>
+          <w:p>
+            <w:pPr>
+              <w:pStyle w:val="Compact"/>
+              <w:jc w:val="left"/>
+            </w:pPr>
+            <w:hyperlink r:id="rId207">
+              <w:r>
+                <w:rPr>
+                  <w:rStyle w:val="Hyperlink"/>
+                </w:rPr>
+                <w:t xml:space="preserve">APRSDroid 9M2PJU Mod</w:t>
+              </w:r>
+            </w:hyperlink>
+          </w:p>
+        </w:tc>
+      </w:tr>
+      <w:tr>
+        <w:tc>
+          <w:tcPr/>
+          <w:p>
+            <w:pPr>
+              <w:pStyle w:val="Compact"/>
+              <w:jc w:val="left"/>
+            </w:pPr>
+            <w:r>
+              <w:t xml:space="preserve">Android javAPRSSrvr IGate</w:t>
+            </w:r>
+          </w:p>
+        </w:tc>
+        <w:tc>
+          <w:tcPr/>
+          <w:p>
+            <w:pPr>
+              <w:pStyle w:val="Compact"/>
+              <w:jc w:val="left"/>
+            </w:pPr>
+            <w:hyperlink r:id="rId208">
+              <w:r>
+                <w:rPr>
+                  <w:rStyle w:val="Hyperlink"/>
+                </w:rPr>
+                <w:t xml:space="preserve">javAPRSSrvr IGate</w:t>
+              </w:r>
+            </w:hyperlink>
+          </w:p>
+        </w:tc>
+      </w:tr>
+      <w:tr>
+        <w:tc>
+          <w:tcPr/>
+          <w:p>
+            <w:pPr>
+              <w:pStyle w:val="Compact"/>
+              <w:jc w:val="left"/>
+            </w:pPr>
+            <w:r>
               <w:t xml:space="preserve">Софт и прошивки</w:t>
             </w:r>
           </w:p>
@@ -25158,7 +25220,7 @@
               <w:pStyle w:val="Compact"/>
               <w:jc w:val="left"/>
             </w:pPr>
-            <w:hyperlink r:id="rId207">
+            <w:hyperlink r:id="rId209">
               <w:r>
                 <w:rPr>
                   <w:rStyle w:val="Hyperlink"/>
@@ -25191,7 +25253,7 @@
               <w:pStyle w:val="Compact"/>
               <w:jc w:val="left"/>
             </w:pPr>
-            <w:hyperlink r:id="rId208">
+            <w:hyperlink r:id="rId210">
               <w:r>
                 <w:rPr>
                   <w:rStyle w:val="Hyperlink"/>
@@ -25222,7 +25284,7 @@
               <w:pStyle w:val="Compact"/>
               <w:jc w:val="left"/>
             </w:pPr>
-            <w:hyperlink r:id="rId209">
+            <w:hyperlink r:id="rId211">
               <w:r>
                 <w:rPr>
                   <w:rStyle w:val="Hyperlink"/>
@@ -25234,8 +25296,8 @@
         </w:tc>
       </w:tr>
     </w:tbl>
-    <w:bookmarkEnd w:id="210"/>
-    <w:bookmarkStart w:id="212" w:name="приложение-f.-каналы-и-пресеты"/>
+    <w:bookmarkEnd w:id="212"/>
+    <w:bookmarkStart w:id="214" w:name="приложение-f.-каналы-и-пресеты"/>
     <w:p>
       <w:pPr>
         <w:pStyle w:val="Heading2"/>
@@ -25252,7 +25314,7 @@
         </w:numPr>
         <w:pStyle w:val="Compact"/>
       </w:pPr>
-      <w:hyperlink r:id="rId211">
+      <w:hyperlink r:id="rId213">
         <w:r>
           <w:rPr>
             <w:rStyle w:val="Hyperlink"/>
@@ -25300,8 +25362,8 @@
         <w:t xml:space="preserve">Правовая информация и полные иллюстрации — в оригинале мануала.</w:t>
       </w:r>
     </w:p>
-    <w:bookmarkEnd w:id="212"/>
-    <w:bookmarkEnd w:id="213"/>
+    <w:bookmarkEnd w:id="214"/>
+    <w:bookmarkEnd w:id="215"/>
     <w:sectPr/>
   </w:body>
 </w:document>
